--- a/cases/pyrazolo-pyrimidine/report/report.docx
+++ b/cases/pyrazolo-pyrimidine/report/report.docx
@@ -16,7 +16,7 @@
           <w:b w:val="0"/>
           <w:color w:val="718096"/>
         </w:rPr>
-        <w:t>Substrate: Fe(110)  |  Medium: 1 M HCl  |  DFT level: B3LYP/6-311++G(d,p) (ddCOSMO:water)  |  Generated 2026-07-10 15:37</w:t>
+        <w:t>Substrate: Fe(110)  |  Medium: 1 M HCl  |  DFT level: B3LYP/6-311++G(d,p) (ddCOSMO:water)  |  Generated 2026-07-11 21:00</w:t>
       </w:r>
     </w:p>
     <w:p>
@@ -1937,7 +1937,1210 @@
         <w:pStyle w:val="Heading2"/>
       </w:pPr>
       <w:r>
-        <w:t>3.3 Species in the acidic medium (protonated cation)</w:t>
+        <w:t>3.3 Geometry refinement (FF vs DFT-optimised)</w:t>
+      </w:r>
+    </w:p>
+    <w:p>
+      <w:pPr>
+        <w:jc w:val="center"/>
+      </w:pPr>
+      <w:r>
+        <w:drawing>
+          <wp:inline xmlns:a="http://schemas.openxmlformats.org/drawingml/2006/main" xmlns:pic="http://schemas.openxmlformats.org/drawingml/2006/picture">
+            <wp:extent cx="5212080" cy="1546250"/>
+            <wp:docPr id="12" name="Picture 12"/>
+            <wp:cNvGraphicFramePr>
+              <a:graphicFrameLocks noChangeAspect="1"/>
+            </wp:cNvGraphicFramePr>
+            <a:graphic>
+              <a:graphicData uri="http://schemas.openxmlformats.org/drawingml/2006/picture">
+                <pic:pic>
+                  <pic:nvPicPr>
+                    <pic:cNvPr id="0" name="fig8_geometry_comparison.png"/>
+                    <pic:cNvPicPr/>
+                  </pic:nvPicPr>
+                  <pic:blipFill>
+                    <a:blip r:embed="rId20"/>
+                    <a:stretch>
+                      <a:fillRect/>
+                    </a:stretch>
+                  </pic:blipFill>
+                  <pic:spPr>
+                    <a:xfrm>
+                      <a:off x="0" y="0"/>
+                      <a:ext cx="5212080" cy="1546250"/>
+                    </a:xfrm>
+                    <a:prstGeom prst="rect"/>
+                  </pic:spPr>
+                </pic:pic>
+              </a:graphicData>
+            </a:graphic>
+          </wp:inline>
+        </w:drawing>
+      </w:r>
+    </w:p>
+    <w:p>
+      <w:pPr>
+        <w:jc w:val="center"/>
+      </w:pPr>
+      <w:r>
+        <w:rPr>
+          <w:i/>
+          <w:color w:val="718096"/>
+          <w:sz w:val="16"/>
+        </w:rPr>
+        <w:t>Force-field vs DFT-optimised geometry</w:t>
+      </w:r>
+    </w:p>
+    <w:p>
+      <w:pPr>
+        <w:pStyle w:val="Heading2"/>
+      </w:pPr>
+      <w:r>
+        <w:t>3.4 Optimised-geometry descriptors (DFT-relaxed)</w:t>
+      </w:r>
+    </w:p>
+    <w:tbl>
+      <w:tblPr>
+        <w:tblStyle w:val="TableGrid"/>
+        <w:tblW w:type="auto" w:w="0"/>
+        <w:tblLook w:firstColumn="1" w:firstRow="1" w:lastColumn="0" w:lastRow="0" w:noHBand="0" w:noVBand="1" w:val="04A0"/>
+      </w:tblPr>
+      <w:tblGrid>
+        <w:gridCol w:w="2160"/>
+        <w:gridCol w:w="2160"/>
+        <w:gridCol w:w="2160"/>
+        <w:gridCol w:w="2160"/>
+      </w:tblGrid>
+      <w:tr>
+        <w:tc>
+          <w:tcPr>
+            <w:tcW w:type="dxa" w:w="2160"/>
+          </w:tcPr>
+          <w:p>
+            <w:r>
+              <w:rPr>
+                <w:b/>
+                <w:sz w:val="17"/>
+              </w:rPr>
+            </w:r>
+          </w:p>
+        </w:tc>
+        <w:tc>
+          <w:tcPr>
+            <w:tcW w:type="dxa" w:w="2160"/>
+          </w:tcPr>
+          <w:p>
+            <w:r>
+              <w:rPr>
+                <w:b/>
+                <w:sz w:val="17"/>
+              </w:rPr>
+              <w:t>pyrazolopyrimidine propanoic acid</w:t>
+            </w:r>
+          </w:p>
+        </w:tc>
+        <w:tc>
+          <w:tcPr>
+            <w:tcW w:type="dxa" w:w="2160"/>
+          </w:tcPr>
+          <w:p>
+            <w:r>
+              <w:rPr>
+                <w:b/>
+                <w:sz w:val="17"/>
+              </w:rPr>
+              <w:t>pyrazolopyrimidine ethyl ester</w:t>
+            </w:r>
+          </w:p>
+        </w:tc>
+        <w:tc>
+          <w:tcPr>
+            <w:tcW w:type="dxa" w:w="2160"/>
+          </w:tcPr>
+          <w:p>
+            <w:r>
+              <w:rPr>
+                <w:b/>
+                <w:sz w:val="17"/>
+              </w:rPr>
+              <w:t>pyrazolopyrimidine propanamide</w:t>
+            </w:r>
+          </w:p>
+        </w:tc>
+      </w:tr>
+      <w:tr>
+        <w:tc>
+          <w:tcPr>
+            <w:tcW w:type="dxa" w:w="2160"/>
+          </w:tcPr>
+          <w:p>
+            <w:r>
+              <w:rPr>
+                <w:b w:val="0"/>
+                <w:sz w:val="17"/>
+              </w:rPr>
+              <w:t>Gap ΔE (eV)</w:t>
+            </w:r>
+          </w:p>
+        </w:tc>
+        <w:tc>
+          <w:tcPr>
+            <w:tcW w:type="dxa" w:w="2160"/>
+          </w:tcPr>
+          <w:p>
+            <w:r>
+              <w:rPr>
+                <w:b/>
+                <w:sz w:val="17"/>
+              </w:rPr>
+              <w:t>4.662 ✓</w:t>
+            </w:r>
+          </w:p>
+        </w:tc>
+        <w:tc>
+          <w:tcPr>
+            <w:tcW w:type="dxa" w:w="2160"/>
+          </w:tcPr>
+          <w:p>
+            <w:r>
+              <w:rPr>
+                <w:b w:val="0"/>
+                <w:sz w:val="17"/>
+              </w:rPr>
+              <w:t>4.667</w:t>
+            </w:r>
+          </w:p>
+        </w:tc>
+        <w:tc>
+          <w:tcPr>
+            <w:tcW w:type="dxa" w:w="2160"/>
+          </w:tcPr>
+          <w:p>
+            <w:r>
+              <w:rPr>
+                <w:b w:val="0"/>
+                <w:sz w:val="17"/>
+              </w:rPr>
+              <w:t>4.669</w:t>
+            </w:r>
+          </w:p>
+        </w:tc>
+      </w:tr>
+      <w:tr>
+        <w:tc>
+          <w:tcPr>
+            <w:tcW w:type="dxa" w:w="2160"/>
+          </w:tcPr>
+          <w:p>
+            <w:r>
+              <w:rPr>
+                <w:b w:val="0"/>
+                <w:sz w:val="17"/>
+              </w:rPr>
+              <w:t>η hardness (eV)</w:t>
+            </w:r>
+          </w:p>
+        </w:tc>
+        <w:tc>
+          <w:tcPr>
+            <w:tcW w:type="dxa" w:w="2160"/>
+          </w:tcPr>
+          <w:p>
+            <w:r>
+              <w:rPr>
+                <w:b/>
+                <w:sz w:val="17"/>
+              </w:rPr>
+              <w:t>2.331 ✓</w:t>
+            </w:r>
+          </w:p>
+        </w:tc>
+        <w:tc>
+          <w:tcPr>
+            <w:tcW w:type="dxa" w:w="2160"/>
+          </w:tcPr>
+          <w:p>
+            <w:r>
+              <w:rPr>
+                <w:b w:val="0"/>
+                <w:sz w:val="17"/>
+              </w:rPr>
+              <w:t>2.333</w:t>
+            </w:r>
+          </w:p>
+        </w:tc>
+        <w:tc>
+          <w:tcPr>
+            <w:tcW w:type="dxa" w:w="2160"/>
+          </w:tcPr>
+          <w:p>
+            <w:r>
+              <w:rPr>
+                <w:b w:val="0"/>
+                <w:sz w:val="17"/>
+              </w:rPr>
+              <w:t>2.335</w:t>
+            </w:r>
+          </w:p>
+        </w:tc>
+      </w:tr>
+      <w:tr>
+        <w:tc>
+          <w:tcPr>
+            <w:tcW w:type="dxa" w:w="2160"/>
+          </w:tcPr>
+          <w:p>
+            <w:r>
+              <w:rPr>
+                <w:b w:val="0"/>
+                <w:sz w:val="17"/>
+              </w:rPr>
+              <w:t>σ softness (1/eV)</w:t>
+            </w:r>
+          </w:p>
+        </w:tc>
+        <w:tc>
+          <w:tcPr>
+            <w:tcW w:type="dxa" w:w="2160"/>
+          </w:tcPr>
+          <w:p>
+            <w:r>
+              <w:rPr>
+                <w:b/>
+                <w:sz w:val="17"/>
+              </w:rPr>
+              <w:t>0.429 ✓</w:t>
+            </w:r>
+          </w:p>
+        </w:tc>
+        <w:tc>
+          <w:tcPr>
+            <w:tcW w:type="dxa" w:w="2160"/>
+          </w:tcPr>
+          <w:p>
+            <w:r>
+              <w:rPr>
+                <w:b w:val="0"/>
+                <w:sz w:val="17"/>
+              </w:rPr>
+              <w:t>0.429</w:t>
+            </w:r>
+          </w:p>
+        </w:tc>
+        <w:tc>
+          <w:tcPr>
+            <w:tcW w:type="dxa" w:w="2160"/>
+          </w:tcPr>
+          <w:p>
+            <w:r>
+              <w:rPr>
+                <w:b w:val="0"/>
+                <w:sz w:val="17"/>
+              </w:rPr>
+              <w:t>0.428</w:t>
+            </w:r>
+          </w:p>
+        </w:tc>
+      </w:tr>
+      <w:tr>
+        <w:tc>
+          <w:tcPr>
+            <w:tcW w:type="dxa" w:w="2160"/>
+          </w:tcPr>
+          <w:p>
+            <w:r>
+              <w:rPr>
+                <w:b w:val="0"/>
+                <w:sz w:val="17"/>
+              </w:rPr>
+              <w:t>ΔN</w:t>
+            </w:r>
+          </w:p>
+        </w:tc>
+        <w:tc>
+          <w:tcPr>
+            <w:tcW w:type="dxa" w:w="2160"/>
+          </w:tcPr>
+          <w:p>
+            <w:r>
+              <w:rPr>
+                <w:b/>
+                <w:sz w:val="17"/>
+              </w:rPr>
+              <w:t>0.173</w:t>
+            </w:r>
+          </w:p>
+        </w:tc>
+        <w:tc>
+          <w:tcPr>
+            <w:tcW w:type="dxa" w:w="2160"/>
+          </w:tcPr>
+          <w:p>
+            <w:r>
+              <w:rPr>
+                <w:b w:val="0"/>
+                <w:sz w:val="17"/>
+              </w:rPr>
+              <w:t>0.175</w:t>
+            </w:r>
+          </w:p>
+        </w:tc>
+        <w:tc>
+          <w:tcPr>
+            <w:tcW w:type="dxa" w:w="2160"/>
+          </w:tcPr>
+          <w:p>
+            <w:r>
+              <w:rPr>
+                <w:b w:val="0"/>
+                <w:sz w:val="17"/>
+              </w:rPr>
+              <w:t>0.176</w:t>
+            </w:r>
+          </w:p>
+        </w:tc>
+      </w:tr>
+      <w:tr>
+        <w:tc>
+          <w:tcPr>
+            <w:tcW w:type="dxa" w:w="2160"/>
+          </w:tcPr>
+          <w:p>
+            <w:r>
+              <w:rPr>
+                <w:b w:val="0"/>
+                <w:sz w:val="17"/>
+              </w:rPr>
+              <w:t>TNC</w:t>
+            </w:r>
+          </w:p>
+        </w:tc>
+        <w:tc>
+          <w:tcPr>
+            <w:tcW w:type="dxa" w:w="2160"/>
+          </w:tcPr>
+          <w:p>
+            <w:r>
+              <w:rPr>
+                <w:b/>
+                <w:sz w:val="17"/>
+              </w:rPr>
+              <w:t>-3.947</w:t>
+            </w:r>
+          </w:p>
+        </w:tc>
+        <w:tc>
+          <w:tcPr>
+            <w:tcW w:type="dxa" w:w="2160"/>
+          </w:tcPr>
+          <w:p>
+            <w:r>
+              <w:rPr>
+                <w:b w:val="0"/>
+                <w:sz w:val="17"/>
+              </w:rPr>
+              <w:t>-4.432</w:t>
+            </w:r>
+          </w:p>
+        </w:tc>
+        <w:tc>
+          <w:tcPr>
+            <w:tcW w:type="dxa" w:w="2160"/>
+          </w:tcPr>
+          <w:p>
+            <w:r>
+              <w:rPr>
+                <w:b w:val="0"/>
+                <w:sz w:val="17"/>
+              </w:rPr>
+              <w:t>-4.2</w:t>
+            </w:r>
+          </w:p>
+        </w:tc>
+      </w:tr>
+      <w:tr>
+        <w:tc>
+          <w:tcPr>
+            <w:tcW w:type="dxa" w:w="2160"/>
+          </w:tcPr>
+          <w:p>
+            <w:r>
+              <w:rPr>
+                <w:b w:val="0"/>
+                <w:sz w:val="17"/>
+              </w:rPr>
+              <w:t>Score</w:t>
+            </w:r>
+          </w:p>
+        </w:tc>
+        <w:tc>
+          <w:tcPr>
+            <w:tcW w:type="dxa" w:w="2160"/>
+          </w:tcPr>
+          <w:p>
+            <w:r>
+              <w:rPr>
+                <w:b/>
+                <w:sz w:val="17"/>
+              </w:rPr>
+              <w:t>1.297 ✓</w:t>
+            </w:r>
+          </w:p>
+        </w:tc>
+        <w:tc>
+          <w:tcPr>
+            <w:tcW w:type="dxa" w:w="2160"/>
+          </w:tcPr>
+          <w:p>
+            <w:r>
+              <w:rPr>
+                <w:b w:val="0"/>
+                <w:sz w:val="17"/>
+              </w:rPr>
+              <w:t>-0.161</w:t>
+            </w:r>
+          </w:p>
+        </w:tc>
+        <w:tc>
+          <w:tcPr>
+            <w:tcW w:type="dxa" w:w="2160"/>
+          </w:tcPr>
+          <w:p>
+            <w:r>
+              <w:rPr>
+                <w:b w:val="0"/>
+                <w:sz w:val="17"/>
+              </w:rPr>
+              <w:t>-1.136</w:t>
+            </w:r>
+          </w:p>
+        </w:tc>
+      </w:tr>
+    </w:tbl>
+    <w:p>
+      <w:pPr>
+        <w:pStyle w:val="Heading3"/>
+      </w:pPr>
+      <w:r>
+        <w:t>Optimised protonated cations (in-acid)</w:t>
+      </w:r>
+    </w:p>
+    <w:tbl>
+      <w:tblPr>
+        <w:tblStyle w:val="TableGrid"/>
+        <w:tblW w:type="auto" w:w="0"/>
+        <w:tblLook w:firstColumn="1" w:firstRow="1" w:lastColumn="0" w:lastRow="0" w:noHBand="0" w:noVBand="1" w:val="04A0"/>
+      </w:tblPr>
+      <w:tblGrid>
+        <w:gridCol w:w="2160"/>
+        <w:gridCol w:w="2160"/>
+        <w:gridCol w:w="2160"/>
+        <w:gridCol w:w="2160"/>
+      </w:tblGrid>
+      <w:tr>
+        <w:tc>
+          <w:tcPr>
+            <w:tcW w:type="dxa" w:w="2160"/>
+          </w:tcPr>
+          <w:p>
+            <w:r>
+              <w:rPr>
+                <w:b/>
+                <w:sz w:val="17"/>
+              </w:rPr>
+              <w:t>Descriptor</w:t>
+            </w:r>
+          </w:p>
+        </w:tc>
+        <w:tc>
+          <w:tcPr>
+            <w:tcW w:type="dxa" w:w="2160"/>
+          </w:tcPr>
+          <w:p>
+            <w:r>
+              <w:rPr>
+                <w:b/>
+                <w:sz w:val="17"/>
+              </w:rPr>
+              <w:t>pyrazolopyrimidine propanoic acid+H+</w:t>
+            </w:r>
+          </w:p>
+        </w:tc>
+        <w:tc>
+          <w:tcPr>
+            <w:tcW w:type="dxa" w:w="2160"/>
+          </w:tcPr>
+          <w:p>
+            <w:r>
+              <w:rPr>
+                <w:b/>
+                <w:sz w:val="17"/>
+              </w:rPr>
+              <w:t>pyrazolopyrimidine propanamide+H+</w:t>
+            </w:r>
+          </w:p>
+        </w:tc>
+        <w:tc>
+          <w:tcPr>
+            <w:tcW w:type="dxa" w:w="2160"/>
+          </w:tcPr>
+          <w:p>
+            <w:r>
+              <w:rPr>
+                <w:b/>
+                <w:sz w:val="17"/>
+              </w:rPr>
+              <w:t>pyrazolopyrimidine ethyl ester+H+</w:t>
+            </w:r>
+          </w:p>
+        </w:tc>
+      </w:tr>
+      <w:tr>
+        <w:tc>
+          <w:tcPr>
+            <w:tcW w:type="dxa" w:w="2160"/>
+          </w:tcPr>
+          <w:p>
+            <w:r>
+              <w:rPr>
+                <w:b w:val="0"/>
+                <w:sz w:val="17"/>
+              </w:rPr>
+              <w:t>Formula</w:t>
+            </w:r>
+          </w:p>
+        </w:tc>
+        <w:tc>
+          <w:tcPr>
+            <w:tcW w:type="dxa" w:w="2160"/>
+          </w:tcPr>
+          <w:p>
+            <w:r>
+              <w:rPr>
+                <w:b w:val="0"/>
+                <w:sz w:val="17"/>
+              </w:rPr>
+              <w:t>C15H15N4O3+</w:t>
+            </w:r>
+          </w:p>
+        </w:tc>
+        <w:tc>
+          <w:tcPr>
+            <w:tcW w:type="dxa" w:w="2160"/>
+          </w:tcPr>
+          <w:p>
+            <w:r>
+              <w:rPr>
+                <w:b w:val="0"/>
+                <w:sz w:val="17"/>
+              </w:rPr>
+              <w:t>C15H16N5O2+</w:t>
+            </w:r>
+          </w:p>
+        </w:tc>
+        <w:tc>
+          <w:tcPr>
+            <w:tcW w:type="dxa" w:w="2160"/>
+          </w:tcPr>
+          <w:p>
+            <w:r>
+              <w:rPr>
+                <w:b w:val="0"/>
+                <w:sz w:val="17"/>
+              </w:rPr>
+              <w:t>C17H19N4O3+</w:t>
+            </w:r>
+          </w:p>
+        </w:tc>
+      </w:tr>
+      <w:tr>
+        <w:tc>
+          <w:tcPr>
+            <w:tcW w:type="dxa" w:w="2160"/>
+          </w:tcPr>
+          <w:p>
+            <w:r>
+              <w:rPr>
+                <w:b w:val="0"/>
+                <w:sz w:val="17"/>
+              </w:rPr>
+              <w:t>HOMO (eV)</w:t>
+            </w:r>
+          </w:p>
+        </w:tc>
+        <w:tc>
+          <w:tcPr>
+            <w:tcW w:type="dxa" w:w="2160"/>
+          </w:tcPr>
+          <w:p>
+            <w:r>
+              <w:rPr>
+                <w:b w:val="0"/>
+                <w:sz w:val="17"/>
+              </w:rPr>
+              <w:t>-7.202</w:t>
+            </w:r>
+          </w:p>
+        </w:tc>
+        <w:tc>
+          <w:tcPr>
+            <w:tcW w:type="dxa" w:w="2160"/>
+          </w:tcPr>
+          <w:p>
+            <w:r>
+              <w:rPr>
+                <w:b w:val="0"/>
+                <w:sz w:val="17"/>
+              </w:rPr>
+              <w:t>-6.938</w:t>
+            </w:r>
+          </w:p>
+        </w:tc>
+        <w:tc>
+          <w:tcPr>
+            <w:tcW w:type="dxa" w:w="2160"/>
+          </w:tcPr>
+          <w:p>
+            <w:r>
+              <w:rPr>
+                <w:b w:val="0"/>
+                <w:sz w:val="17"/>
+              </w:rPr>
+              <w:t>-7.208</w:t>
+            </w:r>
+          </w:p>
+        </w:tc>
+      </w:tr>
+      <w:tr>
+        <w:tc>
+          <w:tcPr>
+            <w:tcW w:type="dxa" w:w="2160"/>
+          </w:tcPr>
+          <w:p>
+            <w:r>
+              <w:rPr>
+                <w:b w:val="0"/>
+                <w:sz w:val="17"/>
+              </w:rPr>
+              <w:t>LUMO (eV)</w:t>
+            </w:r>
+          </w:p>
+        </w:tc>
+        <w:tc>
+          <w:tcPr>
+            <w:tcW w:type="dxa" w:w="2160"/>
+          </w:tcPr>
+          <w:p>
+            <w:r>
+              <w:rPr>
+                <w:b w:val="0"/>
+                <w:sz w:val="17"/>
+              </w:rPr>
+              <w:t>-2.798</w:t>
+            </w:r>
+          </w:p>
+        </w:tc>
+        <w:tc>
+          <w:tcPr>
+            <w:tcW w:type="dxa" w:w="2160"/>
+          </w:tcPr>
+          <w:p>
+            <w:r>
+              <w:rPr>
+                <w:b w:val="0"/>
+                <w:sz w:val="17"/>
+              </w:rPr>
+              <w:t>-2.412</w:t>
+            </w:r>
+          </w:p>
+        </w:tc>
+        <w:tc>
+          <w:tcPr>
+            <w:tcW w:type="dxa" w:w="2160"/>
+          </w:tcPr>
+          <w:p>
+            <w:r>
+              <w:rPr>
+                <w:b w:val="0"/>
+                <w:sz w:val="17"/>
+              </w:rPr>
+              <w:t>-2.786</w:t>
+            </w:r>
+          </w:p>
+        </w:tc>
+      </w:tr>
+      <w:tr>
+        <w:tc>
+          <w:tcPr>
+            <w:tcW w:type="dxa" w:w="2160"/>
+          </w:tcPr>
+          <w:p>
+            <w:r>
+              <w:rPr>
+                <w:b w:val="0"/>
+                <w:sz w:val="17"/>
+              </w:rPr>
+              <w:t>Gap ΔE (eV)</w:t>
+            </w:r>
+          </w:p>
+        </w:tc>
+        <w:tc>
+          <w:tcPr>
+            <w:tcW w:type="dxa" w:w="2160"/>
+          </w:tcPr>
+          <w:p>
+            <w:r>
+              <w:rPr>
+                <w:b w:val="0"/>
+                <w:sz w:val="17"/>
+              </w:rPr>
+              <w:t>4.404</w:t>
+            </w:r>
+          </w:p>
+        </w:tc>
+        <w:tc>
+          <w:tcPr>
+            <w:tcW w:type="dxa" w:w="2160"/>
+          </w:tcPr>
+          <w:p>
+            <w:r>
+              <w:rPr>
+                <w:b w:val="0"/>
+                <w:sz w:val="17"/>
+              </w:rPr>
+              <w:t>4.526</w:t>
+            </w:r>
+          </w:p>
+        </w:tc>
+        <w:tc>
+          <w:tcPr>
+            <w:tcW w:type="dxa" w:w="2160"/>
+          </w:tcPr>
+          <w:p>
+            <w:r>
+              <w:rPr>
+                <w:b w:val="0"/>
+                <w:sz w:val="17"/>
+              </w:rPr>
+              <w:t>4.422</w:t>
+            </w:r>
+          </w:p>
+        </w:tc>
+      </w:tr>
+      <w:tr>
+        <w:tc>
+          <w:tcPr>
+            <w:tcW w:type="dxa" w:w="2160"/>
+          </w:tcPr>
+          <w:p>
+            <w:r>
+              <w:rPr>
+                <w:b w:val="0"/>
+                <w:sz w:val="17"/>
+              </w:rPr>
+              <w:t>η hardness (eV)</w:t>
+            </w:r>
+          </w:p>
+        </w:tc>
+        <w:tc>
+          <w:tcPr>
+            <w:tcW w:type="dxa" w:w="2160"/>
+          </w:tcPr>
+          <w:p>
+            <w:r>
+              <w:rPr>
+                <w:b w:val="0"/>
+                <w:sz w:val="17"/>
+              </w:rPr>
+              <w:t>2.202</w:t>
+            </w:r>
+          </w:p>
+        </w:tc>
+        <w:tc>
+          <w:tcPr>
+            <w:tcW w:type="dxa" w:w="2160"/>
+          </w:tcPr>
+          <w:p>
+            <w:r>
+              <w:rPr>
+                <w:b w:val="0"/>
+                <w:sz w:val="17"/>
+              </w:rPr>
+              <w:t>2.263</w:t>
+            </w:r>
+          </w:p>
+        </w:tc>
+        <w:tc>
+          <w:tcPr>
+            <w:tcW w:type="dxa" w:w="2160"/>
+          </w:tcPr>
+          <w:p>
+            <w:r>
+              <w:rPr>
+                <w:b w:val="0"/>
+                <w:sz w:val="17"/>
+              </w:rPr>
+              <w:t>2.211</w:t>
+            </w:r>
+          </w:p>
+        </w:tc>
+      </w:tr>
+      <w:tr>
+        <w:tc>
+          <w:tcPr>
+            <w:tcW w:type="dxa" w:w="2160"/>
+          </w:tcPr>
+          <w:p>
+            <w:r>
+              <w:rPr>
+                <w:b w:val="0"/>
+                <w:sz w:val="17"/>
+              </w:rPr>
+              <w:t>σ softness (1/eV)</w:t>
+            </w:r>
+          </w:p>
+        </w:tc>
+        <w:tc>
+          <w:tcPr>
+            <w:tcW w:type="dxa" w:w="2160"/>
+          </w:tcPr>
+          <w:p>
+            <w:r>
+              <w:rPr>
+                <w:b w:val="0"/>
+                <w:sz w:val="17"/>
+              </w:rPr>
+              <w:t>0.454</w:t>
+            </w:r>
+          </w:p>
+        </w:tc>
+        <w:tc>
+          <w:tcPr>
+            <w:tcW w:type="dxa" w:w="2160"/>
+          </w:tcPr>
+          <w:p>
+            <w:r>
+              <w:rPr>
+                <w:b w:val="0"/>
+                <w:sz w:val="17"/>
+              </w:rPr>
+              <w:t>0.442</w:t>
+            </w:r>
+          </w:p>
+        </w:tc>
+        <w:tc>
+          <w:tcPr>
+            <w:tcW w:type="dxa" w:w="2160"/>
+          </w:tcPr>
+          <w:p>
+            <w:r>
+              <w:rPr>
+                <w:b w:val="0"/>
+                <w:sz w:val="17"/>
+              </w:rPr>
+              <w:t>0.452</w:t>
+            </w:r>
+          </w:p>
+        </w:tc>
+      </w:tr>
+      <w:tr>
+        <w:tc>
+          <w:tcPr>
+            <w:tcW w:type="dxa" w:w="2160"/>
+          </w:tcPr>
+          <w:p>
+            <w:r>
+              <w:rPr>
+                <w:b w:val="0"/>
+                <w:sz w:val="17"/>
+              </w:rPr>
+              <w:t>χ electronegativity (eV)</w:t>
+            </w:r>
+          </w:p>
+        </w:tc>
+        <w:tc>
+          <w:tcPr>
+            <w:tcW w:type="dxa" w:w="2160"/>
+          </w:tcPr>
+          <w:p>
+            <w:r>
+              <w:rPr>
+                <w:b w:val="0"/>
+                <w:sz w:val="17"/>
+              </w:rPr>
+              <w:t>5.0</w:t>
+            </w:r>
+          </w:p>
+        </w:tc>
+        <w:tc>
+          <w:tcPr>
+            <w:tcW w:type="dxa" w:w="2160"/>
+          </w:tcPr>
+          <w:p>
+            <w:r>
+              <w:rPr>
+                <w:b w:val="0"/>
+                <w:sz w:val="17"/>
+              </w:rPr>
+              <w:t>4.675</w:t>
+            </w:r>
+          </w:p>
+        </w:tc>
+        <w:tc>
+          <w:tcPr>
+            <w:tcW w:type="dxa" w:w="2160"/>
+          </w:tcPr>
+          <w:p>
+            <w:r>
+              <w:rPr>
+                <w:b w:val="0"/>
+                <w:sz w:val="17"/>
+              </w:rPr>
+              <w:t>4.997</w:t>
+            </w:r>
+          </w:p>
+        </w:tc>
+      </w:tr>
+      <w:tr>
+        <w:tc>
+          <w:tcPr>
+            <w:tcW w:type="dxa" w:w="2160"/>
+          </w:tcPr>
+          <w:p>
+            <w:r>
+              <w:rPr>
+                <w:b w:val="0"/>
+                <w:sz w:val="17"/>
+              </w:rPr>
+              <w:t>ω electrophilicity (eV)</w:t>
+            </w:r>
+          </w:p>
+        </w:tc>
+        <w:tc>
+          <w:tcPr>
+            <w:tcW w:type="dxa" w:w="2160"/>
+          </w:tcPr>
+          <w:p>
+            <w:r>
+              <w:rPr>
+                <w:b w:val="0"/>
+                <w:sz w:val="17"/>
+              </w:rPr>
+              <w:t>5.677</w:t>
+            </w:r>
+          </w:p>
+        </w:tc>
+        <w:tc>
+          <w:tcPr>
+            <w:tcW w:type="dxa" w:w="2160"/>
+          </w:tcPr>
+          <w:p>
+            <w:r>
+              <w:rPr>
+                <w:b w:val="0"/>
+                <w:sz w:val="17"/>
+              </w:rPr>
+              <w:t>4.829</w:t>
+            </w:r>
+          </w:p>
+        </w:tc>
+        <w:tc>
+          <w:tcPr>
+            <w:tcW w:type="dxa" w:w="2160"/>
+          </w:tcPr>
+          <w:p>
+            <w:r>
+              <w:rPr>
+                <w:b w:val="0"/>
+                <w:sz w:val="17"/>
+              </w:rPr>
+              <w:t>5.648</w:t>
+            </w:r>
+          </w:p>
+        </w:tc>
+      </w:tr>
+      <w:tr>
+        <w:tc>
+          <w:tcPr>
+            <w:tcW w:type="dxa" w:w="2160"/>
+          </w:tcPr>
+          <w:p>
+            <w:r>
+              <w:rPr>
+                <w:b w:val="0"/>
+                <w:sz w:val="17"/>
+              </w:rPr>
+              <w:t>ΔN</w:t>
+            </w:r>
+          </w:p>
+        </w:tc>
+        <w:tc>
+          <w:tcPr>
+            <w:tcW w:type="dxa" w:w="2160"/>
+          </w:tcPr>
+          <w:p>
+            <w:r>
+              <w:rPr>
+                <w:b w:val="0"/>
+                <w:sz w:val="17"/>
+              </w:rPr>
+              <w:t>-0.041</w:t>
+            </w:r>
+          </w:p>
+        </w:tc>
+        <w:tc>
+          <w:tcPr>
+            <w:tcW w:type="dxa" w:w="2160"/>
+          </w:tcPr>
+          <w:p>
+            <w:r>
+              <w:rPr>
+                <w:b w:val="0"/>
+                <w:sz w:val="17"/>
+              </w:rPr>
+              <w:t>0.032</w:t>
+            </w:r>
+          </w:p>
+        </w:tc>
+        <w:tc>
+          <w:tcPr>
+            <w:tcW w:type="dxa" w:w="2160"/>
+          </w:tcPr>
+          <w:p>
+            <w:r>
+              <w:rPr>
+                <w:b w:val="0"/>
+                <w:sz w:val="17"/>
+              </w:rPr>
+              <w:t>-0.04</w:t>
+            </w:r>
+          </w:p>
+        </w:tc>
+      </w:tr>
+      <w:tr>
+        <w:tc>
+          <w:tcPr>
+            <w:tcW w:type="dxa" w:w="2160"/>
+          </w:tcPr>
+          <w:p>
+            <w:r>
+              <w:rPr>
+                <w:b w:val="0"/>
+                <w:sz w:val="17"/>
+              </w:rPr>
+              <w:t>E_back-donation (eV)</w:t>
+            </w:r>
+          </w:p>
+        </w:tc>
+        <w:tc>
+          <w:tcPr>
+            <w:tcW w:type="dxa" w:w="2160"/>
+          </w:tcPr>
+          <w:p>
+            <w:r>
+              <w:rPr>
+                <w:b w:val="0"/>
+                <w:sz w:val="17"/>
+              </w:rPr>
+              <w:t>-0.551</w:t>
+            </w:r>
+          </w:p>
+        </w:tc>
+        <w:tc>
+          <w:tcPr>
+            <w:tcW w:type="dxa" w:w="2160"/>
+          </w:tcPr>
+          <w:p>
+            <w:r>
+              <w:rPr>
+                <w:b w:val="0"/>
+                <w:sz w:val="17"/>
+              </w:rPr>
+              <w:t>-0.566</w:t>
+            </w:r>
+          </w:p>
+        </w:tc>
+        <w:tc>
+          <w:tcPr>
+            <w:tcW w:type="dxa" w:w="2160"/>
+          </w:tcPr>
+          <w:p>
+            <w:r>
+              <w:rPr>
+                <w:b w:val="0"/>
+                <w:sz w:val="17"/>
+              </w:rPr>
+              <w:t>-0.553</w:t>
+            </w:r>
+          </w:p>
+        </w:tc>
+      </w:tr>
+      <w:tr>
+        <w:tc>
+          <w:tcPr>
+            <w:tcW w:type="dxa" w:w="2160"/>
+          </w:tcPr>
+          <w:p>
+            <w:r>
+              <w:rPr>
+                <w:b w:val="0"/>
+                <w:sz w:val="17"/>
+              </w:rPr>
+              <w:t>TNC</w:t>
+            </w:r>
+          </w:p>
+        </w:tc>
+        <w:tc>
+          <w:tcPr>
+            <w:tcW w:type="dxa" w:w="2160"/>
+          </w:tcPr>
+          <w:p>
+            <w:r>
+              <w:rPr>
+                <w:b w:val="0"/>
+                <w:sz w:val="17"/>
+              </w:rPr>
+              <w:t>-4.329</w:t>
+            </w:r>
+          </w:p>
+        </w:tc>
+        <w:tc>
+          <w:tcPr>
+            <w:tcW w:type="dxa" w:w="2160"/>
+          </w:tcPr>
+          <w:p>
+            <w:r>
+              <w:rPr>
+                <w:b w:val="0"/>
+                <w:sz w:val="17"/>
+              </w:rPr>
+              <w:t>-4.458</w:t>
+            </w:r>
+          </w:p>
+        </w:tc>
+        <w:tc>
+          <w:tcPr>
+            <w:tcW w:type="dxa" w:w="2160"/>
+          </w:tcPr>
+          <w:p>
+            <w:r>
+              <w:rPr>
+                <w:b w:val="0"/>
+                <w:sz w:val="17"/>
+              </w:rPr>
+              <w:t>-4.903</w:t>
+            </w:r>
+          </w:p>
+        </w:tc>
+      </w:tr>
+    </w:tbl>
+    <w:p>
+      <w:pPr>
+        <w:pStyle w:val="Heading2"/>
+      </w:pPr>
+      <w:r>
+        <w:t>3.5 Species in the acidic medium (protonated cation)</w:t>
       </w:r>
     </w:p>
     <w:tbl>
@@ -2664,7 +3867,7 @@
         <w:pStyle w:val="Heading2"/>
       </w:pPr>
       <w:r>
-        <w:t>3.4 Speciation in 1 M HCl (pH ≈ -0.0)</w:t>
+        <w:t>3.6 Speciation in 1 M HCl (pH ≈ -0.0)</w:t>
       </w:r>
     </w:p>
     <w:p>
@@ -3415,7 +4618,7 @@
         <w:pStyle w:val="Heading2"/>
       </w:pPr>
       <w:r>
-        <w:t>3.5 Local reactivity (Fukui)</w:t>
+        <w:t>3.7 Local reactivity (Fukui)</w:t>
       </w:r>
     </w:p>
     <w:p>
@@ -3474,7 +4677,7 @@
         <w:drawing>
           <wp:inline xmlns:a="http://schemas.openxmlformats.org/drawingml/2006/main" xmlns:pic="http://schemas.openxmlformats.org/drawingml/2006/picture">
             <wp:extent cx="5212080" cy="2018957"/>
-            <wp:docPr id="12" name="Picture 12"/>
+            <wp:docPr id="13" name="Picture 13"/>
             <wp:cNvGraphicFramePr>
               <a:graphicFrameLocks noChangeAspect="1"/>
             </wp:cNvGraphicFramePr>
@@ -3486,7 +4689,7 @@
                     <pic:cNvPicPr/>
                   </pic:nvPicPr>
                   <pic:blipFill>
-                    <a:blip r:embed="rId20"/>
+                    <a:blip r:embed="rId21"/>
                     <a:stretch>
                       <a:fillRect/>
                     </a:stretch>
@@ -3526,7 +4729,7 @@
         <w:drawing>
           <wp:inline xmlns:a="http://schemas.openxmlformats.org/drawingml/2006/main" xmlns:pic="http://schemas.openxmlformats.org/drawingml/2006/picture">
             <wp:extent cx="5212080" cy="2018957"/>
-            <wp:docPr id="13" name="Picture 13"/>
+            <wp:docPr id="14" name="Picture 14"/>
             <wp:cNvGraphicFramePr>
               <a:graphicFrameLocks noChangeAspect="1"/>
             </wp:cNvGraphicFramePr>
@@ -3538,7 +4741,7 @@
                     <pic:cNvPicPr/>
                   </pic:nvPicPr>
                   <pic:blipFill>
-                    <a:blip r:embed="rId21"/>
+                    <a:blip r:embed="rId22"/>
                     <a:stretch>
                       <a:fillRect/>
                     </a:stretch>
@@ -3578,7 +4781,7 @@
         <w:drawing>
           <wp:inline xmlns:a="http://schemas.openxmlformats.org/drawingml/2006/main" xmlns:pic="http://schemas.openxmlformats.org/drawingml/2006/picture">
             <wp:extent cx="5212080" cy="2018957"/>
-            <wp:docPr id="14" name="Picture 14"/>
+            <wp:docPr id="15" name="Picture 15"/>
             <wp:cNvGraphicFramePr>
               <a:graphicFrameLocks noChangeAspect="1"/>
             </wp:cNvGraphicFramePr>
@@ -3590,7 +4793,7 @@
                     <pic:cNvPicPr/>
                   </pic:nvPicPr>
                   <pic:blipFill>
-                    <a:blip r:embed="rId22"/>
+                    <a:blip r:embed="rId23"/>
                     <a:stretch>
                       <a:fillRect/>
                     </a:stretch>
@@ -3627,7 +4830,7 @@
         <w:pStyle w:val="Heading2"/>
       </w:pPr>
       <w:r>
-        <w:t>3.6 Electrostatic-potential (ESP) map</w:t>
+        <w:t>3.8 Electrostatic-potential (ESP) map</w:t>
       </w:r>
     </w:p>
     <w:p>
@@ -3638,7 +4841,7 @@
         <w:drawing>
           <wp:inline xmlns:a="http://schemas.openxmlformats.org/drawingml/2006/main" xmlns:pic="http://schemas.openxmlformats.org/drawingml/2006/picture">
             <wp:extent cx="2651760" cy="2322180"/>
-            <wp:docPr id="15" name="Picture 15"/>
+            <wp:docPr id="16" name="Picture 16"/>
             <wp:cNvGraphicFramePr>
               <a:graphicFrameLocks noChangeAspect="1"/>
             </wp:cNvGraphicFramePr>
@@ -3650,7 +4853,7 @@
                     <pic:cNvPicPr/>
                   </pic:nvPicPr>
                   <pic:blipFill>
-                    <a:blip r:embed="rId23"/>
+                    <a:blip r:embed="rId24"/>
                     <a:stretch>
                       <a:fillRect/>
                     </a:stretch>
@@ -3690,7 +4893,7 @@
         <w:drawing>
           <wp:inline xmlns:a="http://schemas.openxmlformats.org/drawingml/2006/main" xmlns:pic="http://schemas.openxmlformats.org/drawingml/2006/picture">
             <wp:extent cx="2651760" cy="2346258"/>
-            <wp:docPr id="16" name="Picture 16"/>
+            <wp:docPr id="17" name="Picture 17"/>
             <wp:cNvGraphicFramePr>
               <a:graphicFrameLocks noChangeAspect="1"/>
             </wp:cNvGraphicFramePr>
@@ -3702,7 +4905,7 @@
                     <pic:cNvPicPr/>
                   </pic:nvPicPr>
                   <pic:blipFill>
-                    <a:blip r:embed="rId24"/>
+                    <a:blip r:embed="rId25"/>
                     <a:stretch>
                       <a:fillRect/>
                     </a:stretch>
@@ -3742,7 +4945,7 @@
         <w:drawing>
           <wp:inline xmlns:a="http://schemas.openxmlformats.org/drawingml/2006/main" xmlns:pic="http://schemas.openxmlformats.org/drawingml/2006/picture">
             <wp:extent cx="2651760" cy="2348964"/>
-            <wp:docPr id="17" name="Picture 17"/>
+            <wp:docPr id="18" name="Picture 18"/>
             <wp:cNvGraphicFramePr>
               <a:graphicFrameLocks noChangeAspect="1"/>
             </wp:cNvGraphicFramePr>
@@ -3754,7 +4957,7 @@
                     <pic:cNvPicPr/>
                   </pic:nvPicPr>
                   <pic:blipFill>
-                    <a:blip r:embed="rId25"/>
+                    <a:blip r:embed="rId26"/>
                     <a:stretch>
                       <a:fillRect/>
                     </a:stretch>
@@ -3802,7 +5005,7 @@
         <w:drawing>
           <wp:inline xmlns:a="http://schemas.openxmlformats.org/drawingml/2006/main" xmlns:pic="http://schemas.openxmlformats.org/drawingml/2006/picture">
             <wp:extent cx="5212080" cy="2511944"/>
-            <wp:docPr id="18" name="Picture 18"/>
+            <wp:docPr id="19" name="Picture 19"/>
             <wp:cNvGraphicFramePr>
               <a:graphicFrameLocks noChangeAspect="1"/>
             </wp:cNvGraphicFramePr>
@@ -3814,7 +5017,7 @@
                     <pic:cNvPicPr/>
                   </pic:nvPicPr>
                   <pic:blipFill>
-                    <a:blip r:embed="rId26"/>
+                    <a:blip r:embed="rId27"/>
                     <a:stretch>
                       <a:fillRect/>
                     </a:stretch>
@@ -3854,7 +5057,7 @@
         <w:drawing>
           <wp:inline xmlns:a="http://schemas.openxmlformats.org/drawingml/2006/main" xmlns:pic="http://schemas.openxmlformats.org/drawingml/2006/picture">
             <wp:extent cx="5212080" cy="2511944"/>
-            <wp:docPr id="19" name="Picture 19"/>
+            <wp:docPr id="20" name="Picture 20"/>
             <wp:cNvGraphicFramePr>
               <a:graphicFrameLocks noChangeAspect="1"/>
             </wp:cNvGraphicFramePr>
@@ -3866,7 +5069,7 @@
                     <pic:cNvPicPr/>
                   </pic:nvPicPr>
                   <pic:blipFill>
-                    <a:blip r:embed="rId27"/>
+                    <a:blip r:embed="rId28"/>
                     <a:stretch>
                       <a:fillRect/>
                     </a:stretch>
@@ -3906,7 +5109,7 @@
         <w:drawing>
           <wp:inline xmlns:a="http://schemas.openxmlformats.org/drawingml/2006/main" xmlns:pic="http://schemas.openxmlformats.org/drawingml/2006/picture">
             <wp:extent cx="5212080" cy="2511944"/>
-            <wp:docPr id="20" name="Picture 20"/>
+            <wp:docPr id="21" name="Picture 21"/>
             <wp:cNvGraphicFramePr>
               <a:graphicFrameLocks noChangeAspect="1"/>
             </wp:cNvGraphicFramePr>
@@ -3918,7 +5121,7 @@
                     <pic:cNvPicPr/>
                   </pic:nvPicPr>
                   <pic:blipFill>
-                    <a:blip r:embed="rId28"/>
+                    <a:blip r:embed="rId29"/>
                     <a:stretch>
                       <a:fillRect/>
                     </a:stretch>
@@ -3958,7 +5161,7 @@
         <w:drawing>
           <wp:inline xmlns:a="http://schemas.openxmlformats.org/drawingml/2006/main" xmlns:pic="http://schemas.openxmlformats.org/drawingml/2006/picture">
             <wp:extent cx="5212080" cy="2716362"/>
-            <wp:docPr id="21" name="Picture 21"/>
+            <wp:docPr id="22" name="Picture 22"/>
             <wp:cNvGraphicFramePr>
               <a:graphicFrameLocks noChangeAspect="1"/>
             </wp:cNvGraphicFramePr>
@@ -3970,7 +5173,7 @@
                     <pic:cNvPicPr/>
                   </pic:nvPicPr>
                   <pic:blipFill>
-                    <a:blip r:embed="rId29"/>
+                    <a:blip r:embed="rId30"/>
                     <a:stretch>
                       <a:fillRect/>
                     </a:stretch>
@@ -4010,7 +5213,7 @@
         <w:drawing>
           <wp:inline xmlns:a="http://schemas.openxmlformats.org/drawingml/2006/main" xmlns:pic="http://schemas.openxmlformats.org/drawingml/2006/picture">
             <wp:extent cx="5212080" cy="2716362"/>
-            <wp:docPr id="22" name="Picture 22"/>
+            <wp:docPr id="23" name="Picture 23"/>
             <wp:cNvGraphicFramePr>
               <a:graphicFrameLocks noChangeAspect="1"/>
             </wp:cNvGraphicFramePr>
@@ -4022,7 +5225,7 @@
                     <pic:cNvPicPr/>
                   </pic:nvPicPr>
                   <pic:blipFill>
-                    <a:blip r:embed="rId30"/>
+                    <a:blip r:embed="rId31"/>
                     <a:stretch>
                       <a:fillRect/>
                     </a:stretch>
@@ -4062,7 +5265,7 @@
         <w:drawing>
           <wp:inline xmlns:a="http://schemas.openxmlformats.org/drawingml/2006/main" xmlns:pic="http://schemas.openxmlformats.org/drawingml/2006/picture">
             <wp:extent cx="5212080" cy="2716362"/>
-            <wp:docPr id="23" name="Picture 23"/>
+            <wp:docPr id="24" name="Picture 24"/>
             <wp:cNvGraphicFramePr>
               <a:graphicFrameLocks noChangeAspect="1"/>
             </wp:cNvGraphicFramePr>
@@ -4074,7 +5277,7 @@
                     <pic:cNvPicPr/>
                   </pic:nvPicPr>
                   <pic:blipFill>
-                    <a:blip r:embed="rId31"/>
+                    <a:blip r:embed="rId32"/>
                     <a:stretch>
                       <a:fillRect/>
                     </a:stretch>
@@ -4122,7 +5325,7 @@
         <w:drawing>
           <wp:inline xmlns:a="http://schemas.openxmlformats.org/drawingml/2006/main" xmlns:pic="http://schemas.openxmlformats.org/drawingml/2006/picture">
             <wp:extent cx="5212080" cy="2860766"/>
-            <wp:docPr id="24" name="Picture 24"/>
+            <wp:docPr id="25" name="Picture 25"/>
             <wp:cNvGraphicFramePr>
               <a:graphicFrameLocks noChangeAspect="1"/>
             </wp:cNvGraphicFramePr>
@@ -4134,7 +5337,7 @@
                     <pic:cNvPicPr/>
                   </pic:nvPicPr>
                   <pic:blipFill>
-                    <a:blip r:embed="rId32"/>
+                    <a:blip r:embed="rId33"/>
                     <a:stretch>
                       <a:fillRect/>
                     </a:stretch>
@@ -4174,7 +5377,7 @@
         <w:drawing>
           <wp:inline xmlns:a="http://schemas.openxmlformats.org/drawingml/2006/main" xmlns:pic="http://schemas.openxmlformats.org/drawingml/2006/picture">
             <wp:extent cx="5212080" cy="2860766"/>
-            <wp:docPr id="25" name="Picture 25"/>
+            <wp:docPr id="26" name="Picture 26"/>
             <wp:cNvGraphicFramePr>
               <a:graphicFrameLocks noChangeAspect="1"/>
             </wp:cNvGraphicFramePr>
@@ -4186,7 +5389,7 @@
                     <pic:cNvPicPr/>
                   </pic:nvPicPr>
                   <pic:blipFill>
-                    <a:blip r:embed="rId33"/>
+                    <a:blip r:embed="rId34"/>
                     <a:stretch>
                       <a:fillRect/>
                     </a:stretch>
@@ -4226,7 +5429,7 @@
         <w:drawing>
           <wp:inline xmlns:a="http://schemas.openxmlformats.org/drawingml/2006/main" xmlns:pic="http://schemas.openxmlformats.org/drawingml/2006/picture">
             <wp:extent cx="5212080" cy="2860766"/>
-            <wp:docPr id="26" name="Picture 26"/>
+            <wp:docPr id="27" name="Picture 27"/>
             <wp:cNvGraphicFramePr>
               <a:graphicFrameLocks noChangeAspect="1"/>
             </wp:cNvGraphicFramePr>
@@ -4238,7 +5441,7 @@
                     <pic:cNvPicPr/>
                   </pic:nvPicPr>
                   <pic:blipFill>
-                    <a:blip r:embed="rId34"/>
+                    <a:blip r:embed="rId35"/>
                     <a:stretch>
                       <a:fillRect/>
                     </a:stretch>

--- a/cases/pyrazolo-pyrimidine/report/report.docx
+++ b/cases/pyrazolo-pyrimidine/report/report.docx
@@ -16,7 +16,7 @@
           <w:b w:val="0"/>
           <w:color w:val="718096"/>
         </w:rPr>
-        <w:t>Substrate: Fe(110)  |  Medium: 1 M HCl  |  DFT level: B3LYP/6-311++G(d,p) (ddCOSMO:water)  |  Generated 2026-07-11 21:00</w:t>
+        <w:t>Substrate: Fe(110)  |  Medium: 1 M HCl  |  DFT level: B3LYP/6-311++G(d,p) (ddCOSMO:water)  |  Generated 2026-07-12 08:59</w:t>
       </w:r>
     </w:p>
     <w:p>
@@ -104,7 +104,7 @@
         <w:rPr>
           <w:b w:val="0"/>
         </w:rPr>
-        <w:t xml:space="preserve">Of the 3 molecules screened, </w:t>
+        <w:t xml:space="preserve">Of the 3 molecules screened, no single lead is robust: </w:t>
       </w:r>
       <w:r>
         <w:rPr>
@@ -116,7 +116,31 @@
         <w:rPr>
           <w:b w:val="0"/>
         </w:rPr>
-        <w:t xml:space="preserve"> ranks highest on the composite electronic score (+0.76), combining the smallest HOMO–LUMO gap (4.47 eV) with the highest softness — the most readily polarised, electron-donating candidate of the set. It adsorbs flat on Fe in the physisorption regime (E_ads ≈ -9 kJ/mol). This is a computational screening prediction requiring electrochemical confirmation (see the Method section and caveats).</w:t>
+        <w:t xml:space="preserve"> and </w:t>
+      </w:r>
+      <w:r>
+        <w:rPr>
+          <w:b/>
+        </w:rPr>
+        <w:t>pyrazolopyrimidine propanoic acid</w:t>
+      </w:r>
+      <w:r>
+        <w:rPr>
+          <w:b w:val="0"/>
+        </w:rPr>
+        <w:t xml:space="preserve"> rank within the method's resolution of one another — the top candidate changes across the 4 descriptor bases (geometry and protonation), so they are reported as a tie rather than ordered. </w:t>
+      </w:r>
+      <w:r>
+        <w:rPr>
+          <w:b/>
+        </w:rPr>
+        <w:t>pyrazolopyrimidine propanamide</w:t>
+      </w:r>
+      <w:r>
+        <w:rPr>
+          <w:b w:val="0"/>
+        </w:rPr>
+        <w:t xml:space="preserve"> is the robustly weakest candidate, ranked last on every basis. This is a computational screening prediction requiring electrochemical confirmation (see the Method section and caveats).</w:t>
       </w:r>
     </w:p>
     <w:tbl>
@@ -155,7 +179,7 @@
                 <w:b/>
                 <w:sz w:val="17"/>
               </w:rPr>
-              <w:t>pyrazolopyrimidine ethyl ester</w:t>
+              <w:t>pyrazolopyrimidine propanoic acid</w:t>
             </w:r>
           </w:p>
         </w:tc>
@@ -169,7 +193,7 @@
                 <w:b/>
                 <w:sz w:val="17"/>
               </w:rPr>
-              <w:t>pyrazolopyrimidine propanoic acid</w:t>
+              <w:t>pyrazolopyrimidine ethyl ester</w:t>
             </w:r>
           </w:p>
         </w:tc>
@@ -210,10 +234,10 @@
           <w:p>
             <w:r>
               <w:rPr>
-                <w:b/>
+                <w:b w:val="0"/>
                 <w:sz w:val="17"/>
               </w:rPr>
-              <w:t>4.471 ✓</w:t>
+              <w:t>4.655</w:t>
             </w:r>
           </w:p>
         </w:tc>
@@ -227,7 +251,7 @@
                 <w:b w:val="0"/>
                 <w:sz w:val="17"/>
               </w:rPr>
-              <w:t>4.471</w:t>
+              <w:t>4.659</w:t>
             </w:r>
           </w:p>
         </w:tc>
@@ -241,7 +265,7 @@
                 <w:b w:val="0"/>
                 <w:sz w:val="17"/>
               </w:rPr>
-              <w:t>4.48</w:t>
+              <w:t>4.665</w:t>
             </w:r>
           </w:p>
         </w:tc>
@@ -268,10 +292,10 @@
           <w:p>
             <w:r>
               <w:rPr>
-                <w:b/>
+                <w:b w:val="0"/>
                 <w:sz w:val="17"/>
               </w:rPr>
-              <w:t>2.235 ✓</w:t>
+              <w:t>2.327</w:t>
             </w:r>
           </w:p>
         </w:tc>
@@ -285,7 +309,7 @@
                 <w:b w:val="0"/>
                 <w:sz w:val="17"/>
               </w:rPr>
-              <w:t>2.235</w:t>
+              <w:t>2.33</w:t>
             </w:r>
           </w:p>
         </w:tc>
@@ -299,7 +323,7 @@
                 <w:b w:val="0"/>
                 <w:sz w:val="17"/>
               </w:rPr>
-              <w:t>2.24</w:t>
+              <w:t>2.332</w:t>
             </w:r>
           </w:p>
         </w:tc>
@@ -326,10 +350,10 @@
           <w:p>
             <w:r>
               <w:rPr>
-                <w:b/>
+                <w:b w:val="0"/>
                 <w:sz w:val="17"/>
               </w:rPr>
-              <w:t>0.447 ✓</w:t>
+              <w:t>0.43</w:t>
             </w:r>
           </w:p>
         </w:tc>
@@ -343,7 +367,7 @@
                 <w:b w:val="0"/>
                 <w:sz w:val="17"/>
               </w:rPr>
-              <w:t>0.447</w:t>
+              <w:t>0.429</w:t>
             </w:r>
           </w:p>
         </w:tc>
@@ -357,7 +381,7 @@
                 <w:b w:val="0"/>
                 <w:sz w:val="17"/>
               </w:rPr>
-              <w:t>0.446</w:t>
+              <w:t>0.429</w:t>
             </w:r>
           </w:p>
         </w:tc>
@@ -384,10 +408,10 @@
           <w:p>
             <w:r>
               <w:rPr>
-                <w:b/>
+                <w:b w:val="0"/>
                 <w:sz w:val="17"/>
               </w:rPr>
-              <w:t>0.171</w:t>
+              <w:t>0.166</w:t>
             </w:r>
           </w:p>
         </w:tc>
@@ -401,7 +425,7 @@
                 <w:b w:val="0"/>
                 <w:sz w:val="17"/>
               </w:rPr>
-              <w:t>0.169</w:t>
+              <w:t>0.168</w:t>
             </w:r>
           </w:p>
         </w:tc>
@@ -415,7 +439,7 @@
                 <w:b w:val="0"/>
                 <w:sz w:val="17"/>
               </w:rPr>
-              <w:t>0.172</w:t>
+              <w:t>0.171</w:t>
             </w:r>
           </w:p>
         </w:tc>
@@ -442,10 +466,10 @@
           <w:p>
             <w:r>
               <w:rPr>
-                <w:b/>
+                <w:b w:val="0"/>
                 <w:sz w:val="17"/>
               </w:rPr>
-              <w:t>-8.81</w:t>
+              <w:t>-20.42</w:t>
             </w:r>
           </w:p>
         </w:tc>
@@ -459,7 +483,7 @@
                 <w:b w:val="0"/>
                 <w:sz w:val="17"/>
               </w:rPr>
-              <w:t>-20.42 ✓</w:t>
+              <w:t>-8.81</w:t>
             </w:r>
           </w:p>
         </w:tc>
@@ -500,10 +524,10 @@
           <w:p>
             <w:r>
               <w:rPr>
-                <w:b/>
+                <w:b w:val="0"/>
                 <w:sz w:val="17"/>
               </w:rPr>
-              <w:t>3.95</w:t>
+              <w:t>3.85</w:t>
             </w:r>
           </w:p>
         </w:tc>
@@ -517,7 +541,7 @@
                 <w:b w:val="0"/>
                 <w:sz w:val="17"/>
               </w:rPr>
-              <w:t>3.85</w:t>
+              <w:t>3.95</w:t>
             </w:r>
           </w:p>
         </w:tc>
@@ -558,10 +582,10 @@
           <w:p>
             <w:r>
               <w:rPr>
-                <w:b/>
+                <w:b w:val="0"/>
                 <w:sz w:val="17"/>
               </w:rPr>
-              <w:t>0.756 ✓</w:t>
+              <w:t>1.169</w:t>
             </w:r>
           </w:p>
         </w:tc>
@@ -575,7 +599,7 @@
                 <w:b w:val="0"/>
                 <w:sz w:val="17"/>
               </w:rPr>
-              <w:t>0.657</w:t>
+              <w:t>0.105</w:t>
             </w:r>
           </w:p>
         </w:tc>
@@ -589,7 +613,168 @@
                 <w:b w:val="0"/>
                 <w:sz w:val="17"/>
               </w:rPr>
-              <w:t>-1.413</w:t>
+              <w:t>-1.274</w:t>
+            </w:r>
+          </w:p>
+        </w:tc>
+      </w:tr>
+    </w:tbl>
+    <w:tbl>
+      <w:tblPr>
+        <w:tblStyle w:val="TableGrid"/>
+        <w:tblW w:type="auto" w:w="0"/>
+        <w:tblLook w:firstColumn="1" w:firstRow="1" w:lastColumn="0" w:lastRow="0" w:noHBand="0" w:noVBand="1" w:val="04A0"/>
+      </w:tblPr>
+      <w:tblGrid>
+        <w:gridCol w:w="4320"/>
+        <w:gridCol w:w="4320"/>
+      </w:tblGrid>
+      <w:tr>
+        <w:tc>
+          <w:tcPr>
+            <w:tcW w:type="dxa" w:w="4320"/>
+          </w:tcPr>
+          <w:p>
+            <w:r>
+              <w:rPr>
+                <w:b/>
+                <w:sz w:val="17"/>
+              </w:rPr>
+              <w:t>Ranking basis</w:t>
+            </w:r>
+          </w:p>
+        </w:tc>
+        <w:tc>
+          <w:tcPr>
+            <w:tcW w:type="dxa" w:w="4320"/>
+          </w:tcPr>
+          <w:p>
+            <w:r>
+              <w:rPr>
+                <w:b/>
+                <w:sz w:val="17"/>
+              </w:rPr>
+              <w:t>Top candidate</w:t>
+            </w:r>
+          </w:p>
+        </w:tc>
+      </w:tr>
+      <w:tr>
+        <w:tc>
+          <w:tcPr>
+            <w:tcW w:type="dxa" w:w="4320"/>
+          </w:tcPr>
+          <w:p>
+            <w:r>
+              <w:rPr>
+                <w:b w:val="0"/>
+                <w:sz w:val="17"/>
+              </w:rPr>
+              <w:t>force-field geometry, neutral</w:t>
+            </w:r>
+          </w:p>
+        </w:tc>
+        <w:tc>
+          <w:tcPr>
+            <w:tcW w:type="dxa" w:w="4320"/>
+          </w:tcPr>
+          <w:p>
+            <w:r>
+              <w:rPr>
+                <w:b w:val="0"/>
+                <w:sz w:val="17"/>
+              </w:rPr>
+              <w:t>pyrazolopyrimidine ethyl ester</w:t>
+            </w:r>
+          </w:p>
+        </w:tc>
+      </w:tr>
+      <w:tr>
+        <w:tc>
+          <w:tcPr>
+            <w:tcW w:type="dxa" w:w="4320"/>
+          </w:tcPr>
+          <w:p>
+            <w:r>
+              <w:rPr>
+                <w:b w:val="0"/>
+                <w:sz w:val="17"/>
+              </w:rPr>
+              <w:t>force-field geometry, pH-weighted</w:t>
+            </w:r>
+          </w:p>
+        </w:tc>
+        <w:tc>
+          <w:tcPr>
+            <w:tcW w:type="dxa" w:w="4320"/>
+          </w:tcPr>
+          <w:p>
+            <w:r>
+              <w:rPr>
+                <w:b w:val="0"/>
+                <w:sz w:val="17"/>
+              </w:rPr>
+              <w:t>pyrazolopyrimidine propanoic acid</w:t>
+            </w:r>
+          </w:p>
+        </w:tc>
+      </w:tr>
+      <w:tr>
+        <w:tc>
+          <w:tcPr>
+            <w:tcW w:type="dxa" w:w="4320"/>
+          </w:tcPr>
+          <w:p>
+            <w:r>
+              <w:rPr>
+                <w:b w:val="0"/>
+                <w:sz w:val="17"/>
+              </w:rPr>
+              <w:t>DFT-relaxed geometry, neutral</w:t>
+            </w:r>
+          </w:p>
+        </w:tc>
+        <w:tc>
+          <w:tcPr>
+            <w:tcW w:type="dxa" w:w="4320"/>
+          </w:tcPr>
+          <w:p>
+            <w:r>
+              <w:rPr>
+                <w:b w:val="0"/>
+                <w:sz w:val="17"/>
+              </w:rPr>
+              <w:t>pyrazolopyrimidine propanoic acid</w:t>
+            </w:r>
+          </w:p>
+        </w:tc>
+      </w:tr>
+      <w:tr>
+        <w:tc>
+          <w:tcPr>
+            <w:tcW w:type="dxa" w:w="4320"/>
+          </w:tcPr>
+          <w:p>
+            <w:r>
+              <w:rPr>
+                <w:b w:val="0"/>
+                <w:sz w:val="17"/>
+              </w:rPr>
+              <w:t>DFT-relaxed geometry, pH-weighted</w:t>
+            </w:r>
+          </w:p>
+        </w:tc>
+        <w:tc>
+          <w:tcPr>
+            <w:tcW w:type="dxa" w:w="4320"/>
+          </w:tcPr>
+          <w:p>
+            <w:r>
+              <w:rPr>
+                <w:b w:val="0"/>
+                <w:sz w:val="17"/>
+              </w:rPr>
+              <w:t>pyrazolopyrimidine propanoic acid</w:t>
             </w:r>
           </w:p>
         </w:tc>
@@ -602,7 +787,49 @@
           <w:color w:val="718096"/>
           <w:sz w:val="18"/>
         </w:rPr>
-        <w:t xml:space="preserve">Scored on the neutral HOMO–LUMO gap, hardness and softness (z-scored; </w:t>
+        <w:t xml:space="preserve">Lead </w:t>
+      </w:r>
+      <w:r>
+        <w:rPr>
+          <w:b/>
+          <w:color w:val="718096"/>
+          <w:sz w:val="18"/>
+        </w:rPr>
+        <w:t>not robust</w:t>
+      </w:r>
+      <w:r>
+        <w:rPr>
+          <w:b w:val="0"/>
+          <w:color w:val="718096"/>
+          <w:sz w:val="18"/>
+        </w:rPr>
+        <w:t>: the top candidate changes across the 4 bases, so the top group is within method resolution and reported as a tie.</w:t>
+      </w:r>
+    </w:p>
+    <w:p>
+      <w:r>
+        <w:rPr>
+          <w:b w:val="0"/>
+          <w:color w:val="718096"/>
+          <w:sz w:val="18"/>
+        </w:rPr>
+        <w:t>Scored on the HOMO–LUMO gap, hardness and softness of the canonical basis (</w:t>
+      </w:r>
+      <w:r>
+        <w:rPr>
+          <w:b/>
+          <w:color w:val="718096"/>
+          <w:sz w:val="18"/>
+        </w:rPr>
+        <w:t>DFT-relaxed geometry, pH-weighted</w:t>
+      </w:r>
+      <w:r>
+        <w:rPr>
+          <w:b w:val="0"/>
+          <w:color w:val="718096"/>
+          <w:sz w:val="18"/>
+        </w:rPr>
+        <w:t xml:space="preserve">; z-scored; </w:t>
       </w:r>
       <w:r>
         <w:rPr>
@@ -618,7 +845,7 @@
           <w:color w:val="718096"/>
           <w:sz w:val="18"/>
         </w:rPr>
-        <w:t>). E_ads and the Fe–O distance validate the lead, they do not enter the score. Full method: docs/pipeline.md.</w:t>
+        <w:t>). The geometry / protonation panels below are a sensitivity check, not separate rankings. E_ads and the Fe–O distance validate the lead, they do not enter the score. Full method: docs/pipeline.md.</w:t>
       </w:r>
     </w:p>
     <w:p>
@@ -2023,6 +2250,7 @@
                 <w:b/>
                 <w:sz w:val="17"/>
               </w:rPr>
+              <w:t>Descriptor</w:t>
             </w:r>
           </w:p>
         </w:tc>
@@ -2050,7 +2278,7 @@
                 <w:b/>
                 <w:sz w:val="17"/>
               </w:rPr>
-              <w:t>pyrazolopyrimidine ethyl ester</w:t>
+              <w:t>pyrazolopyrimidine propanamide</w:t>
             </w:r>
           </w:p>
         </w:tc>
@@ -2064,7 +2292,181 @@
                 <w:b/>
                 <w:sz w:val="17"/>
               </w:rPr>
-              <w:t>pyrazolopyrimidine propanamide</w:t>
+              <w:t>pyrazolopyrimidine ethyl ester</w:t>
+            </w:r>
+          </w:p>
+        </w:tc>
+      </w:tr>
+      <w:tr>
+        <w:tc>
+          <w:tcPr>
+            <w:tcW w:type="dxa" w:w="2160"/>
+          </w:tcPr>
+          <w:p>
+            <w:r>
+              <w:rPr>
+                <w:b w:val="0"/>
+                <w:sz w:val="17"/>
+              </w:rPr>
+              <w:t>Formula</w:t>
+            </w:r>
+          </w:p>
+        </w:tc>
+        <w:tc>
+          <w:tcPr>
+            <w:tcW w:type="dxa" w:w="2160"/>
+          </w:tcPr>
+          <w:p>
+            <w:r>
+              <w:rPr>
+                <w:b w:val="0"/>
+                <w:sz w:val="17"/>
+              </w:rPr>
+              <w:t>C15H14N4O3</w:t>
+            </w:r>
+          </w:p>
+        </w:tc>
+        <w:tc>
+          <w:tcPr>
+            <w:tcW w:type="dxa" w:w="2160"/>
+          </w:tcPr>
+          <w:p>
+            <w:r>
+              <w:rPr>
+                <w:b w:val="0"/>
+                <w:sz w:val="17"/>
+              </w:rPr>
+              <w:t>C15H15N5O2</w:t>
+            </w:r>
+          </w:p>
+        </w:tc>
+        <w:tc>
+          <w:tcPr>
+            <w:tcW w:type="dxa" w:w="2160"/>
+          </w:tcPr>
+          <w:p>
+            <w:r>
+              <w:rPr>
+                <w:b w:val="0"/>
+                <w:sz w:val="17"/>
+              </w:rPr>
+              <w:t>C17H18N4O3</w:t>
+            </w:r>
+          </w:p>
+        </w:tc>
+      </w:tr>
+      <w:tr>
+        <w:tc>
+          <w:tcPr>
+            <w:tcW w:type="dxa" w:w="2160"/>
+          </w:tcPr>
+          <w:p>
+            <w:r>
+              <w:rPr>
+                <w:b w:val="0"/>
+                <w:sz w:val="17"/>
+              </w:rPr>
+              <w:t>HOMO (eV)</w:t>
+            </w:r>
+          </w:p>
+        </w:tc>
+        <w:tc>
+          <w:tcPr>
+            <w:tcW w:type="dxa" w:w="2160"/>
+          </w:tcPr>
+          <w:p>
+            <w:r>
+              <w:rPr>
+                <w:b w:val="0"/>
+                <w:sz w:val="17"/>
+              </w:rPr>
+              <w:t>-6.347</w:t>
+            </w:r>
+          </w:p>
+        </w:tc>
+        <w:tc>
+          <w:tcPr>
+            <w:tcW w:type="dxa" w:w="2160"/>
+          </w:tcPr>
+          <w:p>
+            <w:r>
+              <w:rPr>
+                <w:b w:val="0"/>
+                <w:sz w:val="17"/>
+              </w:rPr>
+              <w:t>-6.334</w:t>
+            </w:r>
+          </w:p>
+        </w:tc>
+        <w:tc>
+          <w:tcPr>
+            <w:tcW w:type="dxa" w:w="2160"/>
+          </w:tcPr>
+          <w:p>
+            <w:r>
+              <w:rPr>
+                <w:b w:val="0"/>
+                <w:sz w:val="17"/>
+              </w:rPr>
+              <w:t>-6.337</w:t>
+            </w:r>
+          </w:p>
+        </w:tc>
+      </w:tr>
+      <w:tr>
+        <w:tc>
+          <w:tcPr>
+            <w:tcW w:type="dxa" w:w="2160"/>
+          </w:tcPr>
+          <w:p>
+            <w:r>
+              <w:rPr>
+                <w:b w:val="0"/>
+                <w:sz w:val="17"/>
+              </w:rPr>
+              <w:t>LUMO (eV)</w:t>
+            </w:r>
+          </w:p>
+        </w:tc>
+        <w:tc>
+          <w:tcPr>
+            <w:tcW w:type="dxa" w:w="2160"/>
+          </w:tcPr>
+          <w:p>
+            <w:r>
+              <w:rPr>
+                <w:b w:val="0"/>
+                <w:sz w:val="17"/>
+              </w:rPr>
+              <w:t>-1.684</w:t>
+            </w:r>
+          </w:p>
+        </w:tc>
+        <w:tc>
+          <w:tcPr>
+            <w:tcW w:type="dxa" w:w="2160"/>
+          </w:tcPr>
+          <w:p>
+            <w:r>
+              <w:rPr>
+                <w:b w:val="0"/>
+                <w:sz w:val="17"/>
+              </w:rPr>
+              <w:t>-1.665</w:t>
+            </w:r>
+          </w:p>
+        </w:tc>
+        <w:tc>
+          <w:tcPr>
+            <w:tcW w:type="dxa" w:w="2160"/>
+          </w:tcPr>
+          <w:p>
+            <w:r>
+              <w:rPr>
+                <w:b w:val="0"/>
+                <w:sz w:val="17"/>
+              </w:rPr>
+              <w:t>-1.67</w:t>
             </w:r>
           </w:p>
         </w:tc>
@@ -2091,10 +2493,24 @@
           <w:p>
             <w:r>
               <w:rPr>
-                <w:b/>
+                <w:b w:val="0"/>
                 <w:sz w:val="17"/>
               </w:rPr>
-              <w:t>4.662 ✓</w:t>
+              <w:t>4.662</w:t>
+            </w:r>
+          </w:p>
+        </w:tc>
+        <w:tc>
+          <w:tcPr>
+            <w:tcW w:type="dxa" w:w="2160"/>
+          </w:tcPr>
+          <w:p>
+            <w:r>
+              <w:rPr>
+                <w:b w:val="0"/>
+                <w:sz w:val="17"/>
+              </w:rPr>
+              <w:t>4.669</w:t>
             </w:r>
           </w:p>
         </w:tc>
@@ -2109,20 +2525,6 @@
                 <w:sz w:val="17"/>
               </w:rPr>
               <w:t>4.667</w:t>
-            </w:r>
-          </w:p>
-        </w:tc>
-        <w:tc>
-          <w:tcPr>
-            <w:tcW w:type="dxa" w:w="2160"/>
-          </w:tcPr>
-          <w:p>
-            <w:r>
-              <w:rPr>
-                <w:b w:val="0"/>
-                <w:sz w:val="17"/>
-              </w:rPr>
-              <w:t>4.669</w:t>
             </w:r>
           </w:p>
         </w:tc>
@@ -2149,10 +2551,24 @@
           <w:p>
             <w:r>
               <w:rPr>
-                <w:b/>
+                <w:b w:val="0"/>
                 <w:sz w:val="17"/>
               </w:rPr>
-              <w:t>2.331 ✓</w:t>
+              <w:t>2.331</w:t>
+            </w:r>
+          </w:p>
+        </w:tc>
+        <w:tc>
+          <w:tcPr>
+            <w:tcW w:type="dxa" w:w="2160"/>
+          </w:tcPr>
+          <w:p>
+            <w:r>
+              <w:rPr>
+                <w:b w:val="0"/>
+                <w:sz w:val="17"/>
+              </w:rPr>
+              <w:t>2.335</w:t>
             </w:r>
           </w:p>
         </w:tc>
@@ -2170,20 +2586,6 @@
             </w:r>
           </w:p>
         </w:tc>
-        <w:tc>
-          <w:tcPr>
-            <w:tcW w:type="dxa" w:w="2160"/>
-          </w:tcPr>
-          <w:p>
-            <w:r>
-              <w:rPr>
-                <w:b w:val="0"/>
-                <w:sz w:val="17"/>
-              </w:rPr>
-              <w:t>2.335</w:t>
-            </w:r>
-          </w:p>
-        </w:tc>
       </w:tr>
       <w:tr>
         <w:tc>
@@ -2197,20 +2599,6 @@
                 <w:sz w:val="17"/>
               </w:rPr>
               <w:t>σ softness (1/eV)</w:t>
-            </w:r>
-          </w:p>
-        </w:tc>
-        <w:tc>
-          <w:tcPr>
-            <w:tcW w:type="dxa" w:w="2160"/>
-          </w:tcPr>
-          <w:p>
-            <w:r>
-              <w:rPr>
-                <w:b/>
-                <w:sz w:val="17"/>
-              </w:rPr>
-              <w:t>0.429 ✓</w:t>
             </w:r>
           </w:p>
         </w:tc>
@@ -2242,6 +2630,136 @@
             </w:r>
           </w:p>
         </w:tc>
+        <w:tc>
+          <w:tcPr>
+            <w:tcW w:type="dxa" w:w="2160"/>
+          </w:tcPr>
+          <w:p>
+            <w:r>
+              <w:rPr>
+                <w:b w:val="0"/>
+                <w:sz w:val="17"/>
+              </w:rPr>
+              <w:t>0.429</w:t>
+            </w:r>
+          </w:p>
+        </w:tc>
+      </w:tr>
+      <w:tr>
+        <w:tc>
+          <w:tcPr>
+            <w:tcW w:type="dxa" w:w="2160"/>
+          </w:tcPr>
+          <w:p>
+            <w:r>
+              <w:rPr>
+                <w:b w:val="0"/>
+                <w:sz w:val="17"/>
+              </w:rPr>
+              <w:t>χ electronegativity (eV)</w:t>
+            </w:r>
+          </w:p>
+        </w:tc>
+        <w:tc>
+          <w:tcPr>
+            <w:tcW w:type="dxa" w:w="2160"/>
+          </w:tcPr>
+          <w:p>
+            <w:r>
+              <w:rPr>
+                <w:b w:val="0"/>
+                <w:sz w:val="17"/>
+              </w:rPr>
+              <w:t>4.015</w:t>
+            </w:r>
+          </w:p>
+        </w:tc>
+        <w:tc>
+          <w:tcPr>
+            <w:tcW w:type="dxa" w:w="2160"/>
+          </w:tcPr>
+          <w:p>
+            <w:r>
+              <w:rPr>
+                <w:b w:val="0"/>
+                <w:sz w:val="17"/>
+              </w:rPr>
+              <w:t>3.999</w:t>
+            </w:r>
+          </w:p>
+        </w:tc>
+        <w:tc>
+          <w:tcPr>
+            <w:tcW w:type="dxa" w:w="2160"/>
+          </w:tcPr>
+          <w:p>
+            <w:r>
+              <w:rPr>
+                <w:b w:val="0"/>
+                <w:sz w:val="17"/>
+              </w:rPr>
+              <w:t>4.003</w:t>
+            </w:r>
+          </w:p>
+        </w:tc>
+      </w:tr>
+      <w:tr>
+        <w:tc>
+          <w:tcPr>
+            <w:tcW w:type="dxa" w:w="2160"/>
+          </w:tcPr>
+          <w:p>
+            <w:r>
+              <w:rPr>
+                <w:b w:val="0"/>
+                <w:sz w:val="17"/>
+              </w:rPr>
+              <w:t>ω electrophilicity (eV)</w:t>
+            </w:r>
+          </w:p>
+        </w:tc>
+        <w:tc>
+          <w:tcPr>
+            <w:tcW w:type="dxa" w:w="2160"/>
+          </w:tcPr>
+          <w:p>
+            <w:r>
+              <w:rPr>
+                <w:b w:val="0"/>
+                <w:sz w:val="17"/>
+              </w:rPr>
+              <w:t>3.458</w:t>
+            </w:r>
+          </w:p>
+        </w:tc>
+        <w:tc>
+          <w:tcPr>
+            <w:tcW w:type="dxa" w:w="2160"/>
+          </w:tcPr>
+          <w:p>
+            <w:r>
+              <w:rPr>
+                <w:b w:val="0"/>
+                <w:sz w:val="17"/>
+              </w:rPr>
+              <w:t>3.426</w:t>
+            </w:r>
+          </w:p>
+        </w:tc>
+        <w:tc>
+          <w:tcPr>
+            <w:tcW w:type="dxa" w:w="2160"/>
+          </w:tcPr>
+          <w:p>
+            <w:r>
+              <w:rPr>
+                <w:b w:val="0"/>
+                <w:sz w:val="17"/>
+              </w:rPr>
+              <w:t>3.434</w:t>
+            </w:r>
+          </w:p>
+        </w:tc>
       </w:tr>
       <w:tr>
         <w:tc>
@@ -2265,10 +2783,24 @@
           <w:p>
             <w:r>
               <w:rPr>
-                <w:b/>
+                <w:b w:val="0"/>
                 <w:sz w:val="17"/>
               </w:rPr>
               <w:t>0.173</w:t>
+            </w:r>
+          </w:p>
+        </w:tc>
+        <w:tc>
+          <w:tcPr>
+            <w:tcW w:type="dxa" w:w="2160"/>
+          </w:tcPr>
+          <w:p>
+            <w:r>
+              <w:rPr>
+                <w:b w:val="0"/>
+                <w:sz w:val="17"/>
+              </w:rPr>
+              <w:t>0.176</w:t>
             </w:r>
           </w:p>
         </w:tc>
@@ -2286,6 +2818,8 @@
             </w:r>
           </w:p>
         </w:tc>
+      </w:tr>
+      <w:tr>
         <w:tc>
           <w:tcPr>
             <w:tcW w:type="dxa" w:w="2160"/>
@@ -2296,7 +2830,49 @@
                 <w:b w:val="0"/>
                 <w:sz w:val="17"/>
               </w:rPr>
-              <w:t>0.176</w:t>
+              <w:t>E_back-donation (eV)</w:t>
+            </w:r>
+          </w:p>
+        </w:tc>
+        <w:tc>
+          <w:tcPr>
+            <w:tcW w:type="dxa" w:w="2160"/>
+          </w:tcPr>
+          <w:p>
+            <w:r>
+              <w:rPr>
+                <w:b w:val="0"/>
+                <w:sz w:val="17"/>
+              </w:rPr>
+              <w:t>-0.583</w:t>
+            </w:r>
+          </w:p>
+        </w:tc>
+        <w:tc>
+          <w:tcPr>
+            <w:tcW w:type="dxa" w:w="2160"/>
+          </w:tcPr>
+          <w:p>
+            <w:r>
+              <w:rPr>
+                <w:b w:val="0"/>
+                <w:sz w:val="17"/>
+              </w:rPr>
+              <w:t>-0.584</w:t>
+            </w:r>
+          </w:p>
+        </w:tc>
+        <w:tc>
+          <w:tcPr>
+            <w:tcW w:type="dxa" w:w="2160"/>
+          </w:tcPr>
+          <w:p>
+            <w:r>
+              <w:rPr>
+                <w:b w:val="0"/>
+                <w:sz w:val="17"/>
+              </w:rPr>
+              <w:t>-0.583</w:t>
             </w:r>
           </w:p>
         </w:tc>
@@ -2323,10 +2899,24 @@
           <w:p>
             <w:r>
               <w:rPr>
-                <w:b/>
+                <w:b w:val="0"/>
                 <w:sz w:val="17"/>
               </w:rPr>
               <w:t>-3.947</w:t>
+            </w:r>
+          </w:p>
+        </w:tc>
+        <w:tc>
+          <w:tcPr>
+            <w:tcW w:type="dxa" w:w="2160"/>
+          </w:tcPr>
+          <w:p>
+            <w:r>
+              <w:rPr>
+                <w:b w:val="0"/>
+                <w:sz w:val="17"/>
+              </w:rPr>
+              <w:t>-4.2</w:t>
             </w:r>
           </w:p>
         </w:tc>
@@ -2344,80 +2934,18 @@
             </w:r>
           </w:p>
         </w:tc>
-        <w:tc>
-          <w:tcPr>
-            <w:tcW w:type="dxa" w:w="2160"/>
-          </w:tcPr>
-          <w:p>
-            <w:r>
-              <w:rPr>
-                <w:b w:val="0"/>
-                <w:sz w:val="17"/>
-              </w:rPr>
-              <w:t>-4.2</w:t>
-            </w:r>
-          </w:p>
-        </w:tc>
-      </w:tr>
-      <w:tr>
-        <w:tc>
-          <w:tcPr>
-            <w:tcW w:type="dxa" w:w="2160"/>
-          </w:tcPr>
-          <w:p>
-            <w:r>
-              <w:rPr>
-                <w:b w:val="0"/>
-                <w:sz w:val="17"/>
-              </w:rPr>
-              <w:t>Score</w:t>
-            </w:r>
-          </w:p>
-        </w:tc>
-        <w:tc>
-          <w:tcPr>
-            <w:tcW w:type="dxa" w:w="2160"/>
-          </w:tcPr>
-          <w:p>
-            <w:r>
-              <w:rPr>
-                <w:b/>
-                <w:sz w:val="17"/>
-              </w:rPr>
-              <w:t>1.297 ✓</w:t>
-            </w:r>
-          </w:p>
-        </w:tc>
-        <w:tc>
-          <w:tcPr>
-            <w:tcW w:type="dxa" w:w="2160"/>
-          </w:tcPr>
-          <w:p>
-            <w:r>
-              <w:rPr>
-                <w:b w:val="0"/>
-                <w:sz w:val="17"/>
-              </w:rPr>
-              <w:t>-0.161</w:t>
-            </w:r>
-          </w:p>
-        </w:tc>
-        <w:tc>
-          <w:tcPr>
-            <w:tcW w:type="dxa" w:w="2160"/>
-          </w:tcPr>
-          <w:p>
-            <w:r>
-              <w:rPr>
-                <w:b w:val="0"/>
-                <w:sz w:val="17"/>
-              </w:rPr>
-              <w:t>-1.136</w:t>
-            </w:r>
-          </w:p>
-        </w:tc>
       </w:tr>
     </w:tbl>
+    <w:p>
+      <w:r>
+        <w:rPr>
+          <w:b w:val="0"/>
+          <w:color w:val="718096"/>
+          <w:sz w:val="18"/>
+        </w:rPr>
+        <w:t>Sensitivity: descriptors on the DFT-relaxed geometry (the geometry axis of the ranking ensemble). The headline ranks on the canonical basis; see the Summary.</w:t>
+      </w:r>
+    </w:p>
     <w:p>
       <w:pPr>
         <w:pStyle w:val="Heading3"/>
@@ -3859,7 +4387,7 @@
           <w:color w:val="718096"/>
           <w:sz w:val="18"/>
         </w:rPr>
-        <w:t>Protonated +1 cation descriptors in 1 M HCl; the headline ranking stays on the neutral form (see docs/pipeline.md).</w:t>
+        <w:t>Protonated +1 cation descriptors in 1 M HCl; a component of the pH-weighted canonical basis (see the Summary), shown here on its own.</w:t>
       </w:r>
     </w:p>
     <w:p>
@@ -3885,23 +4413,7 @@
           <w:color w:val="718096"/>
           <w:sz w:val="18"/>
         </w:rPr>
-        <w:t xml:space="preserve"> at this pH — the neutral form dominates. Population-weighted descriptors (blended lead </w:t>
-      </w:r>
-      <w:r>
-        <w:rPr>
-          <w:b/>
-          <w:color w:val="718096"/>
-          <w:sz w:val="18"/>
-        </w:rPr>
-        <w:t>pyrazolopyrimidine propanoic acid</w:t>
-      </w:r>
-      <w:r>
-        <w:rPr>
-          <w:b w:val="0"/>
-          <w:color w:val="718096"/>
-          <w:sz w:val="18"/>
-        </w:rPr>
-        <w:t>):</w:t>
+        <w:t xml:space="preserve"> at this pH — the neutral form dominates. Population-weighted descriptors (the speciation axis of the ranking ensemble; the headline ranks on the canonical basis):</w:t>
       </w:r>
     </w:p>
     <w:tbl>

--- a/cases/pyrazolo-pyrimidine/report/report.docx
+++ b/cases/pyrazolo-pyrimidine/report/report.docx
@@ -16,7 +16,7 @@
           <w:b w:val="0"/>
           <w:color w:val="718096"/>
         </w:rPr>
-        <w:t>Substrate: Fe(110)  |  Medium: 1 M HCl  |  DFT level: B3LYP/6-311++G(d,p) (ddCOSMO:water)  |  Generated 2026-07-12 08:59</w:t>
+        <w:t>Substrate: Fe(110)  |  Medium: 1 M HCl  |  DFT level: B3LYP/6-311++G(d,p) (ddCOSMO:water)  |  Generated 2026-07-14 16:19</w:t>
       </w:r>
     </w:p>
     <w:p>
@@ -975,7 +975,7 @@
       <w:r>
         <w:drawing>
           <wp:inline xmlns:a="http://schemas.openxmlformats.org/drawingml/2006/main" xmlns:pic="http://schemas.openxmlformats.org/drawingml/2006/picture">
-            <wp:extent cx="2651760" cy="2756387"/>
+            <wp:extent cx="2651760" cy="2810505"/>
             <wp:docPr id="4" name="Picture 4"/>
             <wp:cNvGraphicFramePr>
               <a:graphicFrameLocks noChangeAspect="1"/>
@@ -996,7 +996,7 @@
                   <pic:spPr>
                     <a:xfrm>
                       <a:off x="0" y="0"/>
-                      <a:ext cx="2651760" cy="2756387"/>
+                      <a:ext cx="2651760" cy="2810505"/>
                     </a:xfrm>
                     <a:prstGeom prst="rect"/>
                   </pic:spPr>
@@ -1027,7 +1027,7 @@
       <w:r>
         <w:drawing>
           <wp:inline xmlns:a="http://schemas.openxmlformats.org/drawingml/2006/main" xmlns:pic="http://schemas.openxmlformats.org/drawingml/2006/picture">
-            <wp:extent cx="2651760" cy="2756387"/>
+            <wp:extent cx="2651760" cy="2810505"/>
             <wp:docPr id="5" name="Picture 5"/>
             <wp:cNvGraphicFramePr>
               <a:graphicFrameLocks noChangeAspect="1"/>
@@ -1048,7 +1048,7 @@
                   <pic:spPr>
                     <a:xfrm>
                       <a:off x="0" y="0"/>
-                      <a:ext cx="2651760" cy="2756387"/>
+                      <a:ext cx="2651760" cy="2810505"/>
                     </a:xfrm>
                     <a:prstGeom prst="rect"/>
                   </pic:spPr>
@@ -1079,7 +1079,7 @@
       <w:r>
         <w:drawing>
           <wp:inline xmlns:a="http://schemas.openxmlformats.org/drawingml/2006/main" xmlns:pic="http://schemas.openxmlformats.org/drawingml/2006/picture">
-            <wp:extent cx="2651760" cy="2756387"/>
+            <wp:extent cx="2651760" cy="2810505"/>
             <wp:docPr id="6" name="Picture 6"/>
             <wp:cNvGraphicFramePr>
               <a:graphicFrameLocks noChangeAspect="1"/>
@@ -1100,7 +1100,7 @@
                   <pic:spPr>
                     <a:xfrm>
                       <a:off x="0" y="0"/>
-                      <a:ext cx="2651760" cy="2756387"/>
+                      <a:ext cx="2651760" cy="2810505"/>
                     </a:xfrm>
                     <a:prstGeom prst="rect"/>
                   </pic:spPr>
@@ -1131,7 +1131,7 @@
       <w:r>
         <w:drawing>
           <wp:inline xmlns:a="http://schemas.openxmlformats.org/drawingml/2006/main" xmlns:pic="http://schemas.openxmlformats.org/drawingml/2006/picture">
-            <wp:extent cx="2651760" cy="2756387"/>
+            <wp:extent cx="2651760" cy="2810505"/>
             <wp:docPr id="7" name="Picture 7"/>
             <wp:cNvGraphicFramePr>
               <a:graphicFrameLocks noChangeAspect="1"/>
@@ -1152,7 +1152,7 @@
                   <pic:spPr>
                     <a:xfrm>
                       <a:off x="0" y="0"/>
-                      <a:ext cx="2651760" cy="2756387"/>
+                      <a:ext cx="2651760" cy="2810505"/>
                     </a:xfrm>
                     <a:prstGeom prst="rect"/>
                   </pic:spPr>
@@ -1183,7 +1183,7 @@
       <w:r>
         <w:drawing>
           <wp:inline xmlns:a="http://schemas.openxmlformats.org/drawingml/2006/main" xmlns:pic="http://schemas.openxmlformats.org/drawingml/2006/picture">
-            <wp:extent cx="2651760" cy="2756387"/>
+            <wp:extent cx="2651760" cy="2810505"/>
             <wp:docPr id="8" name="Picture 8"/>
             <wp:cNvGraphicFramePr>
               <a:graphicFrameLocks noChangeAspect="1"/>
@@ -1204,7 +1204,7 @@
                   <pic:spPr>
                     <a:xfrm>
                       <a:off x="0" y="0"/>
-                      <a:ext cx="2651760" cy="2756387"/>
+                      <a:ext cx="2651760" cy="2810505"/>
                     </a:xfrm>
                     <a:prstGeom prst="rect"/>
                   </pic:spPr>
@@ -1235,7 +1235,7 @@
       <w:r>
         <w:drawing>
           <wp:inline xmlns:a="http://schemas.openxmlformats.org/drawingml/2006/main" xmlns:pic="http://schemas.openxmlformats.org/drawingml/2006/picture">
-            <wp:extent cx="2651760" cy="2756387"/>
+            <wp:extent cx="2651760" cy="2810505"/>
             <wp:docPr id="9" name="Picture 9"/>
             <wp:cNvGraphicFramePr>
               <a:graphicFrameLocks noChangeAspect="1"/>
@@ -1256,7 +1256,7 @@
                   <pic:spPr>
                     <a:xfrm>
                       <a:off x="0" y="0"/>
-                      <a:ext cx="2651760" cy="2756387"/>
+                      <a:ext cx="2651760" cy="2810505"/>
                     </a:xfrm>
                     <a:prstGeom prst="rect"/>
                   </pic:spPr>
@@ -5516,7 +5516,7 @@
       <w:r>
         <w:drawing>
           <wp:inline xmlns:a="http://schemas.openxmlformats.org/drawingml/2006/main" xmlns:pic="http://schemas.openxmlformats.org/drawingml/2006/picture">
-            <wp:extent cx="5212080" cy="2511944"/>
+            <wp:extent cx="5212080" cy="2792754"/>
             <wp:docPr id="19" name="Picture 19"/>
             <wp:cNvGraphicFramePr>
               <a:graphicFrameLocks noChangeAspect="1"/>
@@ -5537,7 +5537,7 @@
                   <pic:spPr>
                     <a:xfrm>
                       <a:off x="0" y="0"/>
-                      <a:ext cx="5212080" cy="2511944"/>
+                      <a:ext cx="5212080" cy="2792754"/>
                     </a:xfrm>
                     <a:prstGeom prst="rect"/>
                   </pic:spPr>
@@ -5568,7 +5568,7 @@
       <w:r>
         <w:drawing>
           <wp:inline xmlns:a="http://schemas.openxmlformats.org/drawingml/2006/main" xmlns:pic="http://schemas.openxmlformats.org/drawingml/2006/picture">
-            <wp:extent cx="5212080" cy="2511944"/>
+            <wp:extent cx="5212080" cy="2792754"/>
             <wp:docPr id="20" name="Picture 20"/>
             <wp:cNvGraphicFramePr>
               <a:graphicFrameLocks noChangeAspect="1"/>
@@ -5589,7 +5589,7 @@
                   <pic:spPr>
                     <a:xfrm>
                       <a:off x="0" y="0"/>
-                      <a:ext cx="5212080" cy="2511944"/>
+                      <a:ext cx="5212080" cy="2792754"/>
                     </a:xfrm>
                     <a:prstGeom prst="rect"/>
                   </pic:spPr>
@@ -5620,7 +5620,7 @@
       <w:r>
         <w:drawing>
           <wp:inline xmlns:a="http://schemas.openxmlformats.org/drawingml/2006/main" xmlns:pic="http://schemas.openxmlformats.org/drawingml/2006/picture">
-            <wp:extent cx="5212080" cy="2511944"/>
+            <wp:extent cx="5212080" cy="2792754"/>
             <wp:docPr id="21" name="Picture 21"/>
             <wp:cNvGraphicFramePr>
               <a:graphicFrameLocks noChangeAspect="1"/>
@@ -5641,7 +5641,7 @@
                   <pic:spPr>
                     <a:xfrm>
                       <a:off x="0" y="0"/>
-                      <a:ext cx="5212080" cy="2511944"/>
+                      <a:ext cx="5212080" cy="2792754"/>
                     </a:xfrm>
                     <a:prstGeom prst="rect"/>
                   </pic:spPr>

--- a/cases/pyrazolo-pyrimidine/report/report.docx
+++ b/cases/pyrazolo-pyrimidine/report/report.docx
@@ -16,7 +16,7 @@
           <w:b w:val="0"/>
           <w:color w:val="718096"/>
         </w:rPr>
-        <w:t>Substrate: Fe(110)  |  Medium: 1 M HCl  |  DFT level: B3LYP/6-311++G(d,p) (ddCOSMO:water)  |  Generated 2026-07-14 16:19</w:t>
+        <w:t>Substrate: Fe(110)  |  Medium: 1 M HCl  |  DFT level: B3LYP/6-311++G(d,p) (ddCOSMO:water)  |  Generated 2026-07-14 16:36</w:t>
       </w:r>
     </w:p>
     <w:p>
@@ -5352,7 +5352,7 @@
       <w:r>
         <w:drawing>
           <wp:inline xmlns:a="http://schemas.openxmlformats.org/drawingml/2006/main" xmlns:pic="http://schemas.openxmlformats.org/drawingml/2006/picture">
-            <wp:extent cx="2651760" cy="2322180"/>
+            <wp:extent cx="2651760" cy="2389153"/>
             <wp:docPr id="16" name="Picture 16"/>
             <wp:cNvGraphicFramePr>
               <a:graphicFrameLocks noChangeAspect="1"/>
@@ -5373,7 +5373,7 @@
                   <pic:spPr>
                     <a:xfrm>
                       <a:off x="0" y="0"/>
-                      <a:ext cx="2651760" cy="2322180"/>
+                      <a:ext cx="2651760" cy="2389153"/>
                     </a:xfrm>
                     <a:prstGeom prst="rect"/>
                   </pic:spPr>
@@ -5404,7 +5404,7 @@
       <w:r>
         <w:drawing>
           <wp:inline xmlns:a="http://schemas.openxmlformats.org/drawingml/2006/main" xmlns:pic="http://schemas.openxmlformats.org/drawingml/2006/picture">
-            <wp:extent cx="2651760" cy="2346258"/>
+            <wp:extent cx="2651760" cy="2389153"/>
             <wp:docPr id="17" name="Picture 17"/>
             <wp:cNvGraphicFramePr>
               <a:graphicFrameLocks noChangeAspect="1"/>
@@ -5425,7 +5425,7 @@
                   <pic:spPr>
                     <a:xfrm>
                       <a:off x="0" y="0"/>
-                      <a:ext cx="2651760" cy="2346258"/>
+                      <a:ext cx="2651760" cy="2389153"/>
                     </a:xfrm>
                     <a:prstGeom prst="rect"/>
                   </pic:spPr>
@@ -5456,7 +5456,7 @@
       <w:r>
         <w:drawing>
           <wp:inline xmlns:a="http://schemas.openxmlformats.org/drawingml/2006/main" xmlns:pic="http://schemas.openxmlformats.org/drawingml/2006/picture">
-            <wp:extent cx="2651760" cy="2348964"/>
+            <wp:extent cx="2651760" cy="2389153"/>
             <wp:docPr id="18" name="Picture 18"/>
             <wp:cNvGraphicFramePr>
               <a:graphicFrameLocks noChangeAspect="1"/>
@@ -5477,7 +5477,7 @@
                   <pic:spPr>
                     <a:xfrm>
                       <a:off x="0" y="0"/>
-                      <a:ext cx="2651760" cy="2348964"/>
+                      <a:ext cx="2651760" cy="2389153"/>
                     </a:xfrm>
                     <a:prstGeom prst="rect"/>
                   </pic:spPr>
@@ -5516,7 +5516,7 @@
       <w:r>
         <w:drawing>
           <wp:inline xmlns:a="http://schemas.openxmlformats.org/drawingml/2006/main" xmlns:pic="http://schemas.openxmlformats.org/drawingml/2006/picture">
-            <wp:extent cx="5212080" cy="2792754"/>
+            <wp:extent cx="5212080" cy="3011248"/>
             <wp:docPr id="19" name="Picture 19"/>
             <wp:cNvGraphicFramePr>
               <a:graphicFrameLocks noChangeAspect="1"/>
@@ -5537,7 +5537,7 @@
                   <pic:spPr>
                     <a:xfrm>
                       <a:off x="0" y="0"/>
-                      <a:ext cx="5212080" cy="2792754"/>
+                      <a:ext cx="5212080" cy="3011248"/>
                     </a:xfrm>
                     <a:prstGeom prst="rect"/>
                   </pic:spPr>
@@ -5568,7 +5568,7 @@
       <w:r>
         <w:drawing>
           <wp:inline xmlns:a="http://schemas.openxmlformats.org/drawingml/2006/main" xmlns:pic="http://schemas.openxmlformats.org/drawingml/2006/picture">
-            <wp:extent cx="5212080" cy="2792754"/>
+            <wp:extent cx="5212080" cy="3011248"/>
             <wp:docPr id="20" name="Picture 20"/>
             <wp:cNvGraphicFramePr>
               <a:graphicFrameLocks noChangeAspect="1"/>
@@ -5589,7 +5589,7 @@
                   <pic:spPr>
                     <a:xfrm>
                       <a:off x="0" y="0"/>
-                      <a:ext cx="5212080" cy="2792754"/>
+                      <a:ext cx="5212080" cy="3011248"/>
                     </a:xfrm>
                     <a:prstGeom prst="rect"/>
                   </pic:spPr>
@@ -5620,7 +5620,7 @@
       <w:r>
         <w:drawing>
           <wp:inline xmlns:a="http://schemas.openxmlformats.org/drawingml/2006/main" xmlns:pic="http://schemas.openxmlformats.org/drawingml/2006/picture">
-            <wp:extent cx="5212080" cy="2792754"/>
+            <wp:extent cx="5212080" cy="3011248"/>
             <wp:docPr id="21" name="Picture 21"/>
             <wp:cNvGraphicFramePr>
               <a:graphicFrameLocks noChangeAspect="1"/>
@@ -5641,7 +5641,7 @@
                   <pic:spPr>
                     <a:xfrm>
                       <a:off x="0" y="0"/>
-                      <a:ext cx="5212080" cy="2792754"/>
+                      <a:ext cx="5212080" cy="3011248"/>
                     </a:xfrm>
                     <a:prstGeom prst="rect"/>
                   </pic:spPr>

--- a/cases/pyrazolo-pyrimidine/report/report.docx
+++ b/cases/pyrazolo-pyrimidine/report/report.docx
@@ -16,7 +16,7 @@
           <w:b w:val="0"/>
           <w:color w:val="718096"/>
         </w:rPr>
-        <w:t>Substrate: Fe(110)  |  Medium: 1 M HCl  |  DFT level: B3LYP/6-311++G(d,p) (ddCOSMO:water)  |  Generated 2026-07-14 16:36</w:t>
+        <w:t>Substrate: Fe(110)  |  Medium: 1 M HCl  |  DFT level: B3LYP/6-311++G(d,p) (ddCOSMO:water)  |  Generated 2026-07-14 17:08</w:t>
       </w:r>
     </w:p>
     <w:p>

--- a/cases/pyrazolo-pyrimidine/report/report.docx
+++ b/cases/pyrazolo-pyrimidine/report/report.docx
@@ -16,7 +16,7 @@
           <w:b w:val="0"/>
           <w:color w:val="718096"/>
         </w:rPr>
-        <w:t>Substrate: Fe(110)  |  Medium: 1 M HCl  |  DFT level: B3LYP/6-311++G(d,p) (ddCOSMO:water)  |  Generated 2026-07-14 17:08</w:t>
+        <w:t>Substrate: Fe(110)  |  Medium: 1 M HCl  |  DFT level: B3LYP/6-311++G(d,p) (ddCOSMO:water)  |  Generated 2026-07-14 17:39</w:t>
       </w:r>
     </w:p>
     <w:p>
@@ -915,7 +915,7 @@
       <w:r>
         <w:drawing>
           <wp:inline xmlns:a="http://schemas.openxmlformats.org/drawingml/2006/main" xmlns:pic="http://schemas.openxmlformats.org/drawingml/2006/picture">
-            <wp:extent cx="5212080" cy="4052658"/>
+            <wp:extent cx="5212080" cy="4048527"/>
             <wp:docPr id="3" name="Picture 3"/>
             <wp:cNvGraphicFramePr>
               <a:graphicFrameLocks noChangeAspect="1"/>
@@ -936,7 +936,7 @@
                   <pic:spPr>
                     <a:xfrm>
                       <a:off x="0" y="0"/>
-                      <a:ext cx="5212080" cy="4052658"/>
+                      <a:ext cx="5212080" cy="4048527"/>
                     </a:xfrm>
                     <a:prstGeom prst="rect"/>
                   </pic:spPr>
@@ -1287,7 +1287,7 @@
       <w:r>
         <w:drawing>
           <wp:inline xmlns:a="http://schemas.openxmlformats.org/drawingml/2006/main" xmlns:pic="http://schemas.openxmlformats.org/drawingml/2006/picture">
-            <wp:extent cx="5212080" cy="1443644"/>
+            <wp:extent cx="5212080" cy="1444412"/>
             <wp:docPr id="10" name="Picture 10"/>
             <wp:cNvGraphicFramePr>
               <a:graphicFrameLocks noChangeAspect="1"/>
@@ -1308,7 +1308,7 @@
                   <pic:spPr>
                     <a:xfrm>
                       <a:off x="0" y="0"/>
-                      <a:ext cx="5212080" cy="1443644"/>
+                      <a:ext cx="5212080" cy="1444412"/>
                     </a:xfrm>
                     <a:prstGeom prst="rect"/>
                   </pic:spPr>
@@ -1339,7 +1339,7 @@
       <w:r>
         <w:drawing>
           <wp:inline xmlns:a="http://schemas.openxmlformats.org/drawingml/2006/main" xmlns:pic="http://schemas.openxmlformats.org/drawingml/2006/picture">
-            <wp:extent cx="5212080" cy="2105425"/>
+            <wp:extent cx="5212080" cy="2103991"/>
             <wp:docPr id="11" name="Picture 11"/>
             <wp:cNvGraphicFramePr>
               <a:graphicFrameLocks noChangeAspect="1"/>
@@ -1360,7 +1360,7 @@
                   <pic:spPr>
                     <a:xfrm>
                       <a:off x="0" y="0"/>
-                      <a:ext cx="5212080" cy="2105425"/>
+                      <a:ext cx="5212080" cy="2103991"/>
                     </a:xfrm>
                     <a:prstGeom prst="rect"/>
                   </pic:spPr>

--- a/cases/pyrazolo-pyrimidine/report/report.docx
+++ b/cases/pyrazolo-pyrimidine/report/report.docx
@@ -16,7 +16,7 @@
           <w:b w:val="0"/>
           <w:color w:val="718096"/>
         </w:rPr>
-        <w:t>Substrate: Fe(110)  |  Medium: 1 M HCl  |  DFT level: B3LYP/6-311++G(d,p) (ddCOSMO:water)  |  Generated 2026-07-14 17:39</w:t>
+        <w:t>Substrate: Fe(110)  |  Medium: 1 M HCl  |  DFT level: B3LYP/6-311++G(d,p) (ddCOSMO:water)  |  Generated 2026-07-14 17:51</w:t>
       </w:r>
     </w:p>
     <w:p>

--- a/cases/pyrazolo-pyrimidine/report/report.docx
+++ b/cases/pyrazolo-pyrimidine/report/report.docx
@@ -16,7 +16,7 @@
           <w:b w:val="0"/>
           <w:color w:val="718096"/>
         </w:rPr>
-        <w:t>Substrate: Fe(110)  |  Medium: 1 M HCl  |  DFT level: B3LYP/6-311++G(d,p) (ddCOSMO:water)  |  Generated 2026-07-14 17:51</w:t>
+        <w:t>Substrate: Fe(110)  |  Medium: 1 M HCl  |  DFT level: B3LYP/6-311++G(d,p) (ddCOSMO:water)  |  Generated 2026-07-14 18:07</w:t>
       </w:r>
     </w:p>
     <w:p>
@@ -179,7 +179,7 @@
                 <w:b/>
                 <w:sz w:val="17"/>
               </w:rPr>
-              <w:t>pyrazolopyrimidine propanoic acid</w:t>
+              <w:t>Pyrazolopyrimidine propanoic acid</w:t>
             </w:r>
           </w:p>
         </w:tc>
@@ -193,7 +193,7 @@
                 <w:b/>
                 <w:sz w:val="17"/>
               </w:rPr>
-              <w:t>pyrazolopyrimidine ethyl ester</w:t>
+              <w:t>Pyrazolopyrimidine ethyl ester</w:t>
             </w:r>
           </w:p>
         </w:tc>
@@ -207,7 +207,7 @@
                 <w:b/>
                 <w:sz w:val="17"/>
               </w:rPr>
-              <w:t>pyrazolopyrimidine propanamide</w:t>
+              <w:t>Pyrazolopyrimidine propanamide</w:t>
             </w:r>
           </w:p>
         </w:tc>
@@ -684,7 +684,7 @@
                 <w:b w:val="0"/>
                 <w:sz w:val="17"/>
               </w:rPr>
-              <w:t>pyrazolopyrimidine ethyl ester</w:t>
+              <w:t>Pyrazolopyrimidine ethyl ester</w:t>
             </w:r>
           </w:p>
         </w:tc>
@@ -714,7 +714,7 @@
                 <w:b w:val="0"/>
                 <w:sz w:val="17"/>
               </w:rPr>
-              <w:t>pyrazolopyrimidine propanoic acid</w:t>
+              <w:t>Pyrazolopyrimidine propanoic acid</w:t>
             </w:r>
           </w:p>
         </w:tc>
@@ -744,7 +744,7 @@
                 <w:b w:val="0"/>
                 <w:sz w:val="17"/>
               </w:rPr>
-              <w:t>pyrazolopyrimidine propanoic acid</w:t>
+              <w:t>Pyrazolopyrimidine propanoic acid</w:t>
             </w:r>
           </w:p>
         </w:tc>
@@ -774,7 +774,7 @@
                 <w:b w:val="0"/>
                 <w:sz w:val="17"/>
               </w:rPr>
-              <w:t>pyrazolopyrimidine propanoic acid</w:t>
+              <w:t>Pyrazolopyrimidine propanoic acid</w:t>
             </w:r>
           </w:p>
         </w:tc>
@@ -1429,7 +1429,7 @@
                 <w:b/>
                 <w:sz w:val="17"/>
               </w:rPr>
-              <w:t>pyrazolopyrimidine propanoic acid</w:t>
+              <w:t>Pyrazolopyrimidine propanoic acid</w:t>
             </w:r>
           </w:p>
         </w:tc>
@@ -1443,7 +1443,7 @@
                 <w:b/>
                 <w:sz w:val="17"/>
               </w:rPr>
-              <w:t>pyrazolopyrimidine propanamide</w:t>
+              <w:t>Pyrazolopyrimidine propanamide</w:t>
             </w:r>
           </w:p>
         </w:tc>
@@ -1457,7 +1457,7 @@
                 <w:b/>
                 <w:sz w:val="17"/>
               </w:rPr>
-              <w:t>pyrazolopyrimidine ethyl ester</w:t>
+              <w:t>Pyrazolopyrimidine ethyl ester</w:t>
             </w:r>
           </w:p>
         </w:tc>
@@ -2264,7 +2264,7 @@
                 <w:b/>
                 <w:sz w:val="17"/>
               </w:rPr>
-              <w:t>pyrazolopyrimidine propanoic acid</w:t>
+              <w:t>Pyrazolopyrimidine propanoic acid</w:t>
             </w:r>
           </w:p>
         </w:tc>
@@ -2278,7 +2278,7 @@
                 <w:b/>
                 <w:sz w:val="17"/>
               </w:rPr>
-              <w:t>pyrazolopyrimidine propanamide</w:t>
+              <w:t>Pyrazolopyrimidine propanamide</w:t>
             </w:r>
           </w:p>
         </w:tc>
@@ -2292,7 +2292,7 @@
                 <w:b/>
                 <w:sz w:val="17"/>
               </w:rPr>
-              <w:t>pyrazolopyrimidine ethyl ester</w:t>
+              <w:t>Pyrazolopyrimidine ethyl ester</w:t>
             </w:r>
           </w:p>
         </w:tc>
@@ -2991,7 +2991,7 @@
                 <w:b/>
                 <w:sz w:val="17"/>
               </w:rPr>
-              <w:t>pyrazolopyrimidine propanoic acid+H+</w:t>
+              <w:t>Pyrazolopyrimidine propanoic acid+H+</w:t>
             </w:r>
           </w:p>
         </w:tc>
@@ -3005,7 +3005,7 @@
                 <w:b/>
                 <w:sz w:val="17"/>
               </w:rPr>
-              <w:t>pyrazolopyrimidine propanamide+H+</w:t>
+              <w:t>Pyrazolopyrimidine propanamide+H+</w:t>
             </w:r>
           </w:p>
         </w:tc>
@@ -3019,7 +3019,7 @@
                 <w:b/>
                 <w:sz w:val="17"/>
               </w:rPr>
-              <w:t>pyrazolopyrimidine ethyl ester+H+</w:t>
+              <w:t>Pyrazolopyrimidine ethyl ester+H+</w:t>
             </w:r>
           </w:p>
         </w:tc>
@@ -3708,7 +3708,7 @@
                 <w:b/>
                 <w:sz w:val="17"/>
               </w:rPr>
-              <w:t>pyrazolopyrimidine propanoic acid+H+</w:t>
+              <w:t>Pyrazolopyrimidine propanoic acid+H+</w:t>
             </w:r>
           </w:p>
         </w:tc>
@@ -3722,7 +3722,7 @@
                 <w:b/>
                 <w:sz w:val="17"/>
               </w:rPr>
-              <w:t>pyrazolopyrimidine propanamide+H+</w:t>
+              <w:t>Pyrazolopyrimidine propanamide+H+</w:t>
             </w:r>
           </w:p>
         </w:tc>
@@ -3736,7 +3736,7 @@
                 <w:b/>
                 <w:sz w:val="17"/>
               </w:rPr>
-              <w:t>pyrazolopyrimidine ethyl ester+H+</w:t>
+              <w:t>Pyrazolopyrimidine ethyl ester+H+</w:t>
             </w:r>
           </w:p>
         </w:tc>
@@ -4453,7 +4453,7 @@
                 <w:b/>
                 <w:sz w:val="17"/>
               </w:rPr>
-              <w:t>pyrazolopyrimidine propanoic acid</w:t>
+              <w:t>Pyrazolopyrimidine propanoic acid</w:t>
             </w:r>
           </w:p>
         </w:tc>
@@ -4467,7 +4467,7 @@
                 <w:b/>
                 <w:sz w:val="17"/>
               </w:rPr>
-              <w:t>pyrazolopyrimidine propanamide</w:t>
+              <w:t>Pyrazolopyrimidine propanamide</w:t>
             </w:r>
           </w:p>
         </w:tc>
@@ -4481,7 +4481,7 @@
                 <w:b/>
                 <w:sz w:val="17"/>
               </w:rPr>
-              <w:t>pyrazolopyrimidine ethyl ester</w:t>
+              <w:t>Pyrazolopyrimidine ethyl ester</w:t>
             </w:r>
           </w:p>
         </w:tc>
@@ -5139,7 +5139,7 @@
           <w:b/>
           <w:sz w:val="20"/>
         </w:rPr>
-        <w:t>pyrazolopyrimidine propanoic acid</w:t>
+        <w:t>Pyrazolopyrimidine propanoic acid</w:t>
       </w:r>
       <w:r>
         <w:rPr>
@@ -5155,7 +5155,7 @@
           <w:b/>
           <w:sz w:val="20"/>
         </w:rPr>
-        <w:t>pyrazolopyrimidine propanamide</w:t>
+        <w:t>Pyrazolopyrimidine propanamide</w:t>
       </w:r>
       <w:r>
         <w:rPr>
@@ -5171,7 +5171,7 @@
           <w:b/>
           <w:sz w:val="20"/>
         </w:rPr>
-        <w:t>pyrazolopyrimidine ethyl ester</w:t>
+        <w:t>Pyrazolopyrimidine ethyl ester</w:t>
       </w:r>
       <w:r>
         <w:rPr>

--- a/cases/pyrazolo-pyrimidine/report/report.docx
+++ b/cases/pyrazolo-pyrimidine/report/report.docx
@@ -16,7 +16,7 @@
           <w:b w:val="0"/>
           <w:color w:val="718096"/>
         </w:rPr>
-        <w:t>Substrate: Fe(110)  |  Medium: 1 M HCl  |  DFT level: B3LYP/6-311++G(d,p) (ddCOSMO:water)  |  Generated 2026-07-12 08:59</w:t>
+        <w:t>Substrate: Fe(110)  |  Medium: 1 M HCl  |  DFT level: B3LYP/6-311++G(d,p) (ddCOSMO:water)  |  Generated 2026-07-14 18:07</w:t>
       </w:r>
     </w:p>
     <w:p>
@@ -179,7 +179,7 @@
                 <w:b/>
                 <w:sz w:val="17"/>
               </w:rPr>
-              <w:t>pyrazolopyrimidine propanoic acid</w:t>
+              <w:t>Pyrazolopyrimidine propanoic acid</w:t>
             </w:r>
           </w:p>
         </w:tc>
@@ -193,7 +193,7 @@
                 <w:b/>
                 <w:sz w:val="17"/>
               </w:rPr>
-              <w:t>pyrazolopyrimidine ethyl ester</w:t>
+              <w:t>Pyrazolopyrimidine ethyl ester</w:t>
             </w:r>
           </w:p>
         </w:tc>
@@ -207,7 +207,7 @@
                 <w:b/>
                 <w:sz w:val="17"/>
               </w:rPr>
-              <w:t>pyrazolopyrimidine propanamide</w:t>
+              <w:t>Pyrazolopyrimidine propanamide</w:t>
             </w:r>
           </w:p>
         </w:tc>
@@ -684,7 +684,7 @@
                 <w:b w:val="0"/>
                 <w:sz w:val="17"/>
               </w:rPr>
-              <w:t>pyrazolopyrimidine ethyl ester</w:t>
+              <w:t>Pyrazolopyrimidine ethyl ester</w:t>
             </w:r>
           </w:p>
         </w:tc>
@@ -714,7 +714,7 @@
                 <w:b w:val="0"/>
                 <w:sz w:val="17"/>
               </w:rPr>
-              <w:t>pyrazolopyrimidine propanoic acid</w:t>
+              <w:t>Pyrazolopyrimidine propanoic acid</w:t>
             </w:r>
           </w:p>
         </w:tc>
@@ -744,7 +744,7 @@
                 <w:b w:val="0"/>
                 <w:sz w:val="17"/>
               </w:rPr>
-              <w:t>pyrazolopyrimidine propanoic acid</w:t>
+              <w:t>Pyrazolopyrimidine propanoic acid</w:t>
             </w:r>
           </w:p>
         </w:tc>
@@ -774,7 +774,7 @@
                 <w:b w:val="0"/>
                 <w:sz w:val="17"/>
               </w:rPr>
-              <w:t>pyrazolopyrimidine propanoic acid</w:t>
+              <w:t>Pyrazolopyrimidine propanoic acid</w:t>
             </w:r>
           </w:p>
         </w:tc>
@@ -915,7 +915,7 @@
       <w:r>
         <w:drawing>
           <wp:inline xmlns:a="http://schemas.openxmlformats.org/drawingml/2006/main" xmlns:pic="http://schemas.openxmlformats.org/drawingml/2006/picture">
-            <wp:extent cx="5212080" cy="4052658"/>
+            <wp:extent cx="5212080" cy="4048527"/>
             <wp:docPr id="3" name="Picture 3"/>
             <wp:cNvGraphicFramePr>
               <a:graphicFrameLocks noChangeAspect="1"/>
@@ -936,7 +936,7 @@
                   <pic:spPr>
                     <a:xfrm>
                       <a:off x="0" y="0"/>
-                      <a:ext cx="5212080" cy="4052658"/>
+                      <a:ext cx="5212080" cy="4048527"/>
                     </a:xfrm>
                     <a:prstGeom prst="rect"/>
                   </pic:spPr>
@@ -975,7 +975,7 @@
       <w:r>
         <w:drawing>
           <wp:inline xmlns:a="http://schemas.openxmlformats.org/drawingml/2006/main" xmlns:pic="http://schemas.openxmlformats.org/drawingml/2006/picture">
-            <wp:extent cx="2651760" cy="2756387"/>
+            <wp:extent cx="2651760" cy="2810505"/>
             <wp:docPr id="4" name="Picture 4"/>
             <wp:cNvGraphicFramePr>
               <a:graphicFrameLocks noChangeAspect="1"/>
@@ -996,7 +996,7 @@
                   <pic:spPr>
                     <a:xfrm>
                       <a:off x="0" y="0"/>
-                      <a:ext cx="2651760" cy="2756387"/>
+                      <a:ext cx="2651760" cy="2810505"/>
                     </a:xfrm>
                     <a:prstGeom prst="rect"/>
                   </pic:spPr>
@@ -1027,7 +1027,7 @@
       <w:r>
         <w:drawing>
           <wp:inline xmlns:a="http://schemas.openxmlformats.org/drawingml/2006/main" xmlns:pic="http://schemas.openxmlformats.org/drawingml/2006/picture">
-            <wp:extent cx="2651760" cy="2756387"/>
+            <wp:extent cx="2651760" cy="2810505"/>
             <wp:docPr id="5" name="Picture 5"/>
             <wp:cNvGraphicFramePr>
               <a:graphicFrameLocks noChangeAspect="1"/>
@@ -1048,7 +1048,7 @@
                   <pic:spPr>
                     <a:xfrm>
                       <a:off x="0" y="0"/>
-                      <a:ext cx="2651760" cy="2756387"/>
+                      <a:ext cx="2651760" cy="2810505"/>
                     </a:xfrm>
                     <a:prstGeom prst="rect"/>
                   </pic:spPr>
@@ -1079,7 +1079,7 @@
       <w:r>
         <w:drawing>
           <wp:inline xmlns:a="http://schemas.openxmlformats.org/drawingml/2006/main" xmlns:pic="http://schemas.openxmlformats.org/drawingml/2006/picture">
-            <wp:extent cx="2651760" cy="2756387"/>
+            <wp:extent cx="2651760" cy="2810505"/>
             <wp:docPr id="6" name="Picture 6"/>
             <wp:cNvGraphicFramePr>
               <a:graphicFrameLocks noChangeAspect="1"/>
@@ -1100,7 +1100,7 @@
                   <pic:spPr>
                     <a:xfrm>
                       <a:off x="0" y="0"/>
-                      <a:ext cx="2651760" cy="2756387"/>
+                      <a:ext cx="2651760" cy="2810505"/>
                     </a:xfrm>
                     <a:prstGeom prst="rect"/>
                   </pic:spPr>
@@ -1131,7 +1131,7 @@
       <w:r>
         <w:drawing>
           <wp:inline xmlns:a="http://schemas.openxmlformats.org/drawingml/2006/main" xmlns:pic="http://schemas.openxmlformats.org/drawingml/2006/picture">
-            <wp:extent cx="2651760" cy="2756387"/>
+            <wp:extent cx="2651760" cy="2810505"/>
             <wp:docPr id="7" name="Picture 7"/>
             <wp:cNvGraphicFramePr>
               <a:graphicFrameLocks noChangeAspect="1"/>
@@ -1152,7 +1152,7 @@
                   <pic:spPr>
                     <a:xfrm>
                       <a:off x="0" y="0"/>
-                      <a:ext cx="2651760" cy="2756387"/>
+                      <a:ext cx="2651760" cy="2810505"/>
                     </a:xfrm>
                     <a:prstGeom prst="rect"/>
                   </pic:spPr>
@@ -1183,7 +1183,7 @@
       <w:r>
         <w:drawing>
           <wp:inline xmlns:a="http://schemas.openxmlformats.org/drawingml/2006/main" xmlns:pic="http://schemas.openxmlformats.org/drawingml/2006/picture">
-            <wp:extent cx="2651760" cy="2756387"/>
+            <wp:extent cx="2651760" cy="2810505"/>
             <wp:docPr id="8" name="Picture 8"/>
             <wp:cNvGraphicFramePr>
               <a:graphicFrameLocks noChangeAspect="1"/>
@@ -1204,7 +1204,7 @@
                   <pic:spPr>
                     <a:xfrm>
                       <a:off x="0" y="0"/>
-                      <a:ext cx="2651760" cy="2756387"/>
+                      <a:ext cx="2651760" cy="2810505"/>
                     </a:xfrm>
                     <a:prstGeom prst="rect"/>
                   </pic:spPr>
@@ -1235,7 +1235,7 @@
       <w:r>
         <w:drawing>
           <wp:inline xmlns:a="http://schemas.openxmlformats.org/drawingml/2006/main" xmlns:pic="http://schemas.openxmlformats.org/drawingml/2006/picture">
-            <wp:extent cx="2651760" cy="2756387"/>
+            <wp:extent cx="2651760" cy="2810505"/>
             <wp:docPr id="9" name="Picture 9"/>
             <wp:cNvGraphicFramePr>
               <a:graphicFrameLocks noChangeAspect="1"/>
@@ -1256,7 +1256,7 @@
                   <pic:spPr>
                     <a:xfrm>
                       <a:off x="0" y="0"/>
-                      <a:ext cx="2651760" cy="2756387"/>
+                      <a:ext cx="2651760" cy="2810505"/>
                     </a:xfrm>
                     <a:prstGeom prst="rect"/>
                   </pic:spPr>
@@ -1287,7 +1287,7 @@
       <w:r>
         <w:drawing>
           <wp:inline xmlns:a="http://schemas.openxmlformats.org/drawingml/2006/main" xmlns:pic="http://schemas.openxmlformats.org/drawingml/2006/picture">
-            <wp:extent cx="5212080" cy="1443644"/>
+            <wp:extent cx="5212080" cy="1444412"/>
             <wp:docPr id="10" name="Picture 10"/>
             <wp:cNvGraphicFramePr>
               <a:graphicFrameLocks noChangeAspect="1"/>
@@ -1308,7 +1308,7 @@
                   <pic:spPr>
                     <a:xfrm>
                       <a:off x="0" y="0"/>
-                      <a:ext cx="5212080" cy="1443644"/>
+                      <a:ext cx="5212080" cy="1444412"/>
                     </a:xfrm>
                     <a:prstGeom prst="rect"/>
                   </pic:spPr>
@@ -1339,7 +1339,7 @@
       <w:r>
         <w:drawing>
           <wp:inline xmlns:a="http://schemas.openxmlformats.org/drawingml/2006/main" xmlns:pic="http://schemas.openxmlformats.org/drawingml/2006/picture">
-            <wp:extent cx="5212080" cy="2105425"/>
+            <wp:extent cx="5212080" cy="2103991"/>
             <wp:docPr id="11" name="Picture 11"/>
             <wp:cNvGraphicFramePr>
               <a:graphicFrameLocks noChangeAspect="1"/>
@@ -1360,7 +1360,7 @@
                   <pic:spPr>
                     <a:xfrm>
                       <a:off x="0" y="0"/>
-                      <a:ext cx="5212080" cy="2105425"/>
+                      <a:ext cx="5212080" cy="2103991"/>
                     </a:xfrm>
                     <a:prstGeom prst="rect"/>
                   </pic:spPr>
@@ -1429,7 +1429,7 @@
                 <w:b/>
                 <w:sz w:val="17"/>
               </w:rPr>
-              <w:t>pyrazolopyrimidine propanoic acid</w:t>
+              <w:t>Pyrazolopyrimidine propanoic acid</w:t>
             </w:r>
           </w:p>
         </w:tc>
@@ -1443,7 +1443,7 @@
                 <w:b/>
                 <w:sz w:val="17"/>
               </w:rPr>
-              <w:t>pyrazolopyrimidine propanamide</w:t>
+              <w:t>Pyrazolopyrimidine propanamide</w:t>
             </w:r>
           </w:p>
         </w:tc>
@@ -1457,7 +1457,7 @@
                 <w:b/>
                 <w:sz w:val="17"/>
               </w:rPr>
-              <w:t>pyrazolopyrimidine ethyl ester</w:t>
+              <w:t>Pyrazolopyrimidine ethyl ester</w:t>
             </w:r>
           </w:p>
         </w:tc>
@@ -2264,7 +2264,7 @@
                 <w:b/>
                 <w:sz w:val="17"/>
               </w:rPr>
-              <w:t>pyrazolopyrimidine propanoic acid</w:t>
+              <w:t>Pyrazolopyrimidine propanoic acid</w:t>
             </w:r>
           </w:p>
         </w:tc>
@@ -2278,7 +2278,7 @@
                 <w:b/>
                 <w:sz w:val="17"/>
               </w:rPr>
-              <w:t>pyrazolopyrimidine propanamide</w:t>
+              <w:t>Pyrazolopyrimidine propanamide</w:t>
             </w:r>
           </w:p>
         </w:tc>
@@ -2292,7 +2292,7 @@
                 <w:b/>
                 <w:sz w:val="17"/>
               </w:rPr>
-              <w:t>pyrazolopyrimidine ethyl ester</w:t>
+              <w:t>Pyrazolopyrimidine ethyl ester</w:t>
             </w:r>
           </w:p>
         </w:tc>
@@ -2991,7 +2991,7 @@
                 <w:b/>
                 <w:sz w:val="17"/>
               </w:rPr>
-              <w:t>pyrazolopyrimidine propanoic acid+H+</w:t>
+              <w:t>Pyrazolopyrimidine propanoic acid+H+</w:t>
             </w:r>
           </w:p>
         </w:tc>
@@ -3005,7 +3005,7 @@
                 <w:b/>
                 <w:sz w:val="17"/>
               </w:rPr>
-              <w:t>pyrazolopyrimidine propanamide+H+</w:t>
+              <w:t>Pyrazolopyrimidine propanamide+H+</w:t>
             </w:r>
           </w:p>
         </w:tc>
@@ -3019,7 +3019,7 @@
                 <w:b/>
                 <w:sz w:val="17"/>
               </w:rPr>
-              <w:t>pyrazolopyrimidine ethyl ester+H+</w:t>
+              <w:t>Pyrazolopyrimidine ethyl ester+H+</w:t>
             </w:r>
           </w:p>
         </w:tc>
@@ -3708,7 +3708,7 @@
                 <w:b/>
                 <w:sz w:val="17"/>
               </w:rPr>
-              <w:t>pyrazolopyrimidine propanoic acid+H+</w:t>
+              <w:t>Pyrazolopyrimidine propanoic acid+H+</w:t>
             </w:r>
           </w:p>
         </w:tc>
@@ -3722,7 +3722,7 @@
                 <w:b/>
                 <w:sz w:val="17"/>
               </w:rPr>
-              <w:t>pyrazolopyrimidine propanamide+H+</w:t>
+              <w:t>Pyrazolopyrimidine propanamide+H+</w:t>
             </w:r>
           </w:p>
         </w:tc>
@@ -3736,7 +3736,7 @@
                 <w:b/>
                 <w:sz w:val="17"/>
               </w:rPr>
-              <w:t>pyrazolopyrimidine ethyl ester+H+</w:t>
+              <w:t>Pyrazolopyrimidine ethyl ester+H+</w:t>
             </w:r>
           </w:p>
         </w:tc>
@@ -4453,7 +4453,7 @@
                 <w:b/>
                 <w:sz w:val="17"/>
               </w:rPr>
-              <w:t>pyrazolopyrimidine propanoic acid</w:t>
+              <w:t>Pyrazolopyrimidine propanoic acid</w:t>
             </w:r>
           </w:p>
         </w:tc>
@@ -4467,7 +4467,7 @@
                 <w:b/>
                 <w:sz w:val="17"/>
               </w:rPr>
-              <w:t>pyrazolopyrimidine propanamide</w:t>
+              <w:t>Pyrazolopyrimidine propanamide</w:t>
             </w:r>
           </w:p>
         </w:tc>
@@ -4481,7 +4481,7 @@
                 <w:b/>
                 <w:sz w:val="17"/>
               </w:rPr>
-              <w:t>pyrazolopyrimidine ethyl ester</w:t>
+              <w:t>Pyrazolopyrimidine ethyl ester</w:t>
             </w:r>
           </w:p>
         </w:tc>
@@ -5139,7 +5139,7 @@
           <w:b/>
           <w:sz w:val="20"/>
         </w:rPr>
-        <w:t>pyrazolopyrimidine propanoic acid</w:t>
+        <w:t>Pyrazolopyrimidine propanoic acid</w:t>
       </w:r>
       <w:r>
         <w:rPr>
@@ -5155,7 +5155,7 @@
           <w:b/>
           <w:sz w:val="20"/>
         </w:rPr>
-        <w:t>pyrazolopyrimidine propanamide</w:t>
+        <w:t>Pyrazolopyrimidine propanamide</w:t>
       </w:r>
       <w:r>
         <w:rPr>
@@ -5171,7 +5171,7 @@
           <w:b/>
           <w:sz w:val="20"/>
         </w:rPr>
-        <w:t>pyrazolopyrimidine ethyl ester</w:t>
+        <w:t>Pyrazolopyrimidine ethyl ester</w:t>
       </w:r>
       <w:r>
         <w:rPr>
@@ -5352,7 +5352,7 @@
       <w:r>
         <w:drawing>
           <wp:inline xmlns:a="http://schemas.openxmlformats.org/drawingml/2006/main" xmlns:pic="http://schemas.openxmlformats.org/drawingml/2006/picture">
-            <wp:extent cx="2651760" cy="2322180"/>
+            <wp:extent cx="2651760" cy="2389153"/>
             <wp:docPr id="16" name="Picture 16"/>
             <wp:cNvGraphicFramePr>
               <a:graphicFrameLocks noChangeAspect="1"/>
@@ -5373,7 +5373,7 @@
                   <pic:spPr>
                     <a:xfrm>
                       <a:off x="0" y="0"/>
-                      <a:ext cx="2651760" cy="2322180"/>
+                      <a:ext cx="2651760" cy="2389153"/>
                     </a:xfrm>
                     <a:prstGeom prst="rect"/>
                   </pic:spPr>
@@ -5404,7 +5404,7 @@
       <w:r>
         <w:drawing>
           <wp:inline xmlns:a="http://schemas.openxmlformats.org/drawingml/2006/main" xmlns:pic="http://schemas.openxmlformats.org/drawingml/2006/picture">
-            <wp:extent cx="2651760" cy="2346258"/>
+            <wp:extent cx="2651760" cy="2389153"/>
             <wp:docPr id="17" name="Picture 17"/>
             <wp:cNvGraphicFramePr>
               <a:graphicFrameLocks noChangeAspect="1"/>
@@ -5425,7 +5425,7 @@
                   <pic:spPr>
                     <a:xfrm>
                       <a:off x="0" y="0"/>
-                      <a:ext cx="2651760" cy="2346258"/>
+                      <a:ext cx="2651760" cy="2389153"/>
                     </a:xfrm>
                     <a:prstGeom prst="rect"/>
                   </pic:spPr>
@@ -5456,7 +5456,7 @@
       <w:r>
         <w:drawing>
           <wp:inline xmlns:a="http://schemas.openxmlformats.org/drawingml/2006/main" xmlns:pic="http://schemas.openxmlformats.org/drawingml/2006/picture">
-            <wp:extent cx="2651760" cy="2348964"/>
+            <wp:extent cx="2651760" cy="2389153"/>
             <wp:docPr id="18" name="Picture 18"/>
             <wp:cNvGraphicFramePr>
               <a:graphicFrameLocks noChangeAspect="1"/>
@@ -5477,7 +5477,7 @@
                   <pic:spPr>
                     <a:xfrm>
                       <a:off x="0" y="0"/>
-                      <a:ext cx="2651760" cy="2348964"/>
+                      <a:ext cx="2651760" cy="2389153"/>
                     </a:xfrm>
                     <a:prstGeom prst="rect"/>
                   </pic:spPr>
@@ -5516,7 +5516,7 @@
       <w:r>
         <w:drawing>
           <wp:inline xmlns:a="http://schemas.openxmlformats.org/drawingml/2006/main" xmlns:pic="http://schemas.openxmlformats.org/drawingml/2006/picture">
-            <wp:extent cx="5212080" cy="2511944"/>
+            <wp:extent cx="5212080" cy="3011248"/>
             <wp:docPr id="19" name="Picture 19"/>
             <wp:cNvGraphicFramePr>
               <a:graphicFrameLocks noChangeAspect="1"/>
@@ -5537,7 +5537,7 @@
                   <pic:spPr>
                     <a:xfrm>
                       <a:off x="0" y="0"/>
-                      <a:ext cx="5212080" cy="2511944"/>
+                      <a:ext cx="5212080" cy="3011248"/>
                     </a:xfrm>
                     <a:prstGeom prst="rect"/>
                   </pic:spPr>
@@ -5568,7 +5568,7 @@
       <w:r>
         <w:drawing>
           <wp:inline xmlns:a="http://schemas.openxmlformats.org/drawingml/2006/main" xmlns:pic="http://schemas.openxmlformats.org/drawingml/2006/picture">
-            <wp:extent cx="5212080" cy="2511944"/>
+            <wp:extent cx="5212080" cy="3011248"/>
             <wp:docPr id="20" name="Picture 20"/>
             <wp:cNvGraphicFramePr>
               <a:graphicFrameLocks noChangeAspect="1"/>
@@ -5589,7 +5589,7 @@
                   <pic:spPr>
                     <a:xfrm>
                       <a:off x="0" y="0"/>
-                      <a:ext cx="5212080" cy="2511944"/>
+                      <a:ext cx="5212080" cy="3011248"/>
                     </a:xfrm>
                     <a:prstGeom prst="rect"/>
                   </pic:spPr>
@@ -5620,7 +5620,7 @@
       <w:r>
         <w:drawing>
           <wp:inline xmlns:a="http://schemas.openxmlformats.org/drawingml/2006/main" xmlns:pic="http://schemas.openxmlformats.org/drawingml/2006/picture">
-            <wp:extent cx="5212080" cy="2511944"/>
+            <wp:extent cx="5212080" cy="3011248"/>
             <wp:docPr id="21" name="Picture 21"/>
             <wp:cNvGraphicFramePr>
               <a:graphicFrameLocks noChangeAspect="1"/>
@@ -5641,7 +5641,7 @@
                   <pic:spPr>
                     <a:xfrm>
                       <a:off x="0" y="0"/>
-                      <a:ext cx="5212080" cy="2511944"/>
+                      <a:ext cx="5212080" cy="3011248"/>
                     </a:xfrm>
                     <a:prstGeom prst="rect"/>
                   </pic:spPr>

--- a/cases/pyrazolo-pyrimidine/report/report.docx
+++ b/cases/pyrazolo-pyrimidine/report/report.docx
@@ -16,7 +16,7 @@
           <w:b w:val="0"/>
           <w:color w:val="718096"/>
         </w:rPr>
-        <w:t>Substrate: Fe(110)  |  Medium: 1 M HCl  |  DFT level: B3LYP/6-311++G(d,p) (ddCOSMO:water)  |  Generated 2026-07-14 18:07</w:t>
+        <w:t>Substrate: Fe(110)  |  Medium: 1 M HCl  |  DFT level: B3LYP/6-311++G(d,p) (ddCOSMO:water)  |  Generated 2026-07-18 08:13</w:t>
       </w:r>
     </w:p>
     <w:p>
@@ -2053,6 +2053,64 @@
                 <w:b w:val="0"/>
                 <w:sz w:val="17"/>
               </w:rPr>
+              <w:t>Dipole (D)</w:t>
+            </w:r>
+          </w:p>
+        </w:tc>
+        <w:tc>
+          <w:tcPr>
+            <w:tcW w:type="dxa" w:w="2160"/>
+          </w:tcPr>
+          <w:p>
+            <w:r>
+              <w:rPr>
+                <w:b w:val="0"/>
+                <w:sz w:val="17"/>
+              </w:rPr>
+              <w:t>3.252</w:t>
+            </w:r>
+          </w:p>
+        </w:tc>
+        <w:tc>
+          <w:tcPr>
+            <w:tcW w:type="dxa" w:w="2160"/>
+          </w:tcPr>
+          <w:p>
+            <w:r>
+              <w:rPr>
+                <w:b w:val="0"/>
+                <w:sz w:val="17"/>
+              </w:rPr>
+              <w:t>6.198</w:t>
+            </w:r>
+          </w:p>
+        </w:tc>
+        <w:tc>
+          <w:tcPr>
+            <w:tcW w:type="dxa" w:w="2160"/>
+          </w:tcPr>
+          <w:p>
+            <w:r>
+              <w:rPr>
+                <w:b w:val="0"/>
+                <w:sz w:val="17"/>
+              </w:rPr>
+              <w:t>3.351</w:t>
+            </w:r>
+          </w:p>
+        </w:tc>
+      </w:tr>
+      <w:tr>
+        <w:tc>
+          <w:tcPr>
+            <w:tcW w:type="dxa" w:w="2160"/>
+          </w:tcPr>
+          <w:p>
+            <w:r>
+              <w:rPr>
+                <w:b w:val="0"/>
+                <w:sz w:val="17"/>
+              </w:rPr>
               <w:t>TNC</w:t>
             </w:r>
           </w:p>
@@ -2888,6 +2946,64 @@
                 <w:b w:val="0"/>
                 <w:sz w:val="17"/>
               </w:rPr>
+              <w:t>Dipole (D)</w:t>
+            </w:r>
+          </w:p>
+        </w:tc>
+        <w:tc>
+          <w:tcPr>
+            <w:tcW w:type="dxa" w:w="2160"/>
+          </w:tcPr>
+          <w:p>
+            <w:r>
+              <w:rPr>
+                <w:b w:val="0"/>
+                <w:sz w:val="17"/>
+              </w:rPr>
+              <w:t>3.63</w:t>
+            </w:r>
+          </w:p>
+        </w:tc>
+        <w:tc>
+          <w:tcPr>
+            <w:tcW w:type="dxa" w:w="2160"/>
+          </w:tcPr>
+          <w:p>
+            <w:r>
+              <w:rPr>
+                <w:b w:val="0"/>
+                <w:sz w:val="17"/>
+              </w:rPr>
+              <w:t>6.542</w:t>
+            </w:r>
+          </w:p>
+        </w:tc>
+        <w:tc>
+          <w:tcPr>
+            <w:tcW w:type="dxa" w:w="2160"/>
+          </w:tcPr>
+          <w:p>
+            <w:r>
+              <w:rPr>
+                <w:b w:val="0"/>
+                <w:sz w:val="17"/>
+              </w:rPr>
+              <w:t>4.602</w:t>
+            </w:r>
+          </w:p>
+        </w:tc>
+      </w:tr>
+      <w:tr>
+        <w:tc>
+          <w:tcPr>
+            <w:tcW w:type="dxa" w:w="2160"/>
+          </w:tcPr>
+          <w:p>
+            <w:r>
+              <w:rPr>
+                <w:b w:val="0"/>
+                <w:sz w:val="17"/>
+              </w:rPr>
               <w:t>TNC</w:t>
             </w:r>
           </w:p>
@@ -3615,6 +3731,61 @@
                 <w:b w:val="0"/>
                 <w:sz w:val="17"/>
               </w:rPr>
+              <w:t>Dipole (D)</w:t>
+            </w:r>
+          </w:p>
+        </w:tc>
+        <w:tc>
+          <w:tcPr>
+            <w:tcW w:type="dxa" w:w="2160"/>
+          </w:tcPr>
+          <w:p>
+            <w:r>
+              <w:rPr>
+                <w:b w:val="0"/>
+                <w:sz w:val="17"/>
+              </w:rPr>
+            </w:r>
+          </w:p>
+        </w:tc>
+        <w:tc>
+          <w:tcPr>
+            <w:tcW w:type="dxa" w:w="2160"/>
+          </w:tcPr>
+          <w:p>
+            <w:r>
+              <w:rPr>
+                <w:b w:val="0"/>
+                <w:sz w:val="17"/>
+              </w:rPr>
+            </w:r>
+          </w:p>
+        </w:tc>
+        <w:tc>
+          <w:tcPr>
+            <w:tcW w:type="dxa" w:w="2160"/>
+          </w:tcPr>
+          <w:p>
+            <w:r>
+              <w:rPr>
+                <w:b w:val="0"/>
+                <w:sz w:val="17"/>
+              </w:rPr>
+            </w:r>
+          </w:p>
+        </w:tc>
+      </w:tr>
+      <w:tr>
+        <w:tc>
+          <w:tcPr>
+            <w:tcW w:type="dxa" w:w="2160"/>
+          </w:tcPr>
+          <w:p>
+            <w:r>
+              <w:rPr>
+                <w:b w:val="0"/>
+                <w:sz w:val="17"/>
+              </w:rPr>
               <w:t>TNC</w:t>
             </w:r>
           </w:p>
@@ -4317,6 +4488,61 @@
                 <w:sz w:val="17"/>
               </w:rPr>
               <w:t>-0.493</w:t>
+            </w:r>
+          </w:p>
+        </w:tc>
+      </w:tr>
+      <w:tr>
+        <w:tc>
+          <w:tcPr>
+            <w:tcW w:type="dxa" w:w="2160"/>
+          </w:tcPr>
+          <w:p>
+            <w:r>
+              <w:rPr>
+                <w:b w:val="0"/>
+                <w:sz w:val="17"/>
+              </w:rPr>
+              <w:t>Dipole (D)</w:t>
+            </w:r>
+          </w:p>
+        </w:tc>
+        <w:tc>
+          <w:tcPr>
+            <w:tcW w:type="dxa" w:w="2160"/>
+          </w:tcPr>
+          <w:p>
+            <w:r>
+              <w:rPr>
+                <w:b w:val="0"/>
+                <w:sz w:val="17"/>
+              </w:rPr>
+            </w:r>
+          </w:p>
+        </w:tc>
+        <w:tc>
+          <w:tcPr>
+            <w:tcW w:type="dxa" w:w="2160"/>
+          </w:tcPr>
+          <w:p>
+            <w:r>
+              <w:rPr>
+                <w:b w:val="0"/>
+                <w:sz w:val="17"/>
+              </w:rPr>
+            </w:r>
+          </w:p>
+        </w:tc>
+        <w:tc>
+          <w:tcPr>
+            <w:tcW w:type="dxa" w:w="2160"/>
+          </w:tcPr>
+          <w:p>
+            <w:r>
+              <w:rPr>
+                <w:b w:val="0"/>
+                <w:sz w:val="17"/>
+              </w:rPr>
             </w:r>
           </w:p>
         </w:tc>
@@ -5062,6 +5288,64 @@
                 <w:sz w:val="17"/>
               </w:rPr>
               <w:t>-0.557</w:t>
+            </w:r>
+          </w:p>
+        </w:tc>
+      </w:tr>
+      <w:tr>
+        <w:tc>
+          <w:tcPr>
+            <w:tcW w:type="dxa" w:w="2160"/>
+          </w:tcPr>
+          <w:p>
+            <w:r>
+              <w:rPr>
+                <w:b w:val="0"/>
+                <w:sz w:val="17"/>
+              </w:rPr>
+              <w:t>Dipole (D)</w:t>
+            </w:r>
+          </w:p>
+        </w:tc>
+        <w:tc>
+          <w:tcPr>
+            <w:tcW w:type="dxa" w:w="2160"/>
+          </w:tcPr>
+          <w:p>
+            <w:r>
+              <w:rPr>
+                <w:b w:val="0"/>
+                <w:sz w:val="17"/>
+              </w:rPr>
+              <w:t>3.252</w:t>
+            </w:r>
+          </w:p>
+        </w:tc>
+        <w:tc>
+          <w:tcPr>
+            <w:tcW w:type="dxa" w:w="2160"/>
+          </w:tcPr>
+          <w:p>
+            <w:r>
+              <w:rPr>
+                <w:b w:val="0"/>
+                <w:sz w:val="17"/>
+              </w:rPr>
+              <w:t>6.198</w:t>
+            </w:r>
+          </w:p>
+        </w:tc>
+        <w:tc>
+          <w:tcPr>
+            <w:tcW w:type="dxa" w:w="2160"/>
+          </w:tcPr>
+          <w:p>
+            <w:r>
+              <w:rPr>
+                <w:b w:val="0"/>
+                <w:sz w:val="17"/>
+              </w:rPr>
+              <w:t>3.351</w:t>
             </w:r>
           </w:p>
         </w:tc>

--- a/cases/pyrazolo-pyrimidine/report/report.docx
+++ b/cases/pyrazolo-pyrimidine/report/report.docx
@@ -16,7 +16,7 @@
           <w:b w:val="0"/>
           <w:color w:val="718096"/>
         </w:rPr>
-        <w:t>Substrate: Fe(110)  |  Medium: 1 M HCl  |  DFT level: B3LYP/6-311++G(d,p) (ddCOSMO:water)  |  Generated 2026-07-18 08:13</w:t>
+        <w:t>Substrate: Fe(110)  |  Medium: 1 M HCl  |  DFT level: B3LYP/6-311++G(d,p) (ddCOSMO:water)  |  Generated 2026-07-18 15:09</w:t>
       </w:r>
     </w:p>
     <w:p>
@@ -5852,7 +5852,7 @@
       <w:r>
         <w:drawing>
           <wp:inline xmlns:a="http://schemas.openxmlformats.org/drawingml/2006/main" xmlns:pic="http://schemas.openxmlformats.org/drawingml/2006/picture">
-            <wp:extent cx="5212080" cy="3011248"/>
+            <wp:extent cx="5212080" cy="3012125"/>
             <wp:docPr id="20" name="Picture 20"/>
             <wp:cNvGraphicFramePr>
               <a:graphicFrameLocks noChangeAspect="1"/>
@@ -5873,7 +5873,7 @@
                   <pic:spPr>
                     <a:xfrm>
                       <a:off x="0" y="0"/>
-                      <a:ext cx="5212080" cy="3011248"/>
+                      <a:ext cx="5212080" cy="3012125"/>
                     </a:xfrm>
                     <a:prstGeom prst="rect"/>
                   </pic:spPr>
@@ -5904,7 +5904,7 @@
       <w:r>
         <w:drawing>
           <wp:inline xmlns:a="http://schemas.openxmlformats.org/drawingml/2006/main" xmlns:pic="http://schemas.openxmlformats.org/drawingml/2006/picture">
-            <wp:extent cx="5212080" cy="3011248"/>
+            <wp:extent cx="5212080" cy="3010123"/>
             <wp:docPr id="21" name="Picture 21"/>
             <wp:cNvGraphicFramePr>
               <a:graphicFrameLocks noChangeAspect="1"/>
@@ -5925,7 +5925,7 @@
                   <pic:spPr>
                     <a:xfrm>
                       <a:off x="0" y="0"/>
-                      <a:ext cx="5212080" cy="3011248"/>
+                      <a:ext cx="5212080" cy="3010123"/>
                     </a:xfrm>
                     <a:prstGeom prst="rect"/>
                   </pic:spPr>

--- a/cases/pyrazolo-pyrimidine/report/report.docx
+++ b/cases/pyrazolo-pyrimidine/report/report.docx
@@ -16,7 +16,7 @@
           <w:b w:val="0"/>
           <w:color w:val="718096"/>
         </w:rPr>
-        <w:t>Substrate: Fe(110)  |  Medium: 1 M HCl  |  DFT level: B3LYP/6-311++G(d,p) (ddCOSMO:water)  |  Generated 2026-07-18 15:09</w:t>
+        <w:t>Substrate: Fe(110)  |  Medium: 1 M HCl  |  DFT level: B3LYP/6-311++G(d,p) (ddCOSMO:water)  |  Generated 2026-07-18 15:37</w:t>
       </w:r>
     </w:p>
     <w:p>
@@ -527,7 +527,7 @@
                 <w:b w:val="0"/>
                 <w:sz w:val="17"/>
               </w:rPr>
-              <w:t>3.85</w:t>
+              <w:t>3.75</w:t>
             </w:r>
           </w:p>
         </w:tc>
@@ -555,7 +555,7 @@
                 <w:b w:val="0"/>
                 <w:sz w:val="17"/>
               </w:rPr>
-              <w:t>3.85</w:t>
+              <w:t>3.95</w:t>
             </w:r>
           </w:p>
         </w:tc>
@@ -6110,7 +6110,7 @@
         <w:pStyle w:val="Heading1"/>
       </w:pPr>
       <w:r>
-        <w:t>5. Brownian MD (Fe-O RDF)</w:t>
+        <w:t>5. Brownian MD (Fe-donor RDF)</w:t>
       </w:r>
     </w:p>
     <w:p>
@@ -6162,7 +6162,7 @@
           <w:color w:val="718096"/>
           <w:sz w:val="16"/>
         </w:rPr>
-        <w:t>pyrazolopyrimidine propanoic acid — Fe-O RDF</w:t>
+        <w:t>pyrazolopyrimidine propanoic acid — Fe-donor RDF</w:t>
       </w:r>
     </w:p>
     <w:p>
@@ -6214,7 +6214,7 @@
           <w:color w:val="718096"/>
           <w:sz w:val="16"/>
         </w:rPr>
-        <w:t>pyrazolopyrimidine propanamide — Fe-O RDF</w:t>
+        <w:t>pyrazolopyrimidine propanamide — Fe-donor RDF</w:t>
       </w:r>
     </w:p>
     <w:p>
@@ -6266,7 +6266,7 @@
           <w:color w:val="718096"/>
           <w:sz w:val="16"/>
         </w:rPr>
-        <w:t>pyrazolopyrimidine ethyl ester — Fe-O RDF</w:t>
+        <w:t>pyrazolopyrimidine ethyl ester — Fe-donor RDF</w:t>
       </w:r>
     </w:p>
     <w:p>

--- a/cases/pyrazolo-pyrimidine/report/report.docx
+++ b/cases/pyrazolo-pyrimidine/report/report.docx
@@ -16,7 +16,7 @@
           <w:b w:val="0"/>
           <w:color w:val="718096"/>
         </w:rPr>
-        <w:t>Substrate: Fe(110)  |  Medium: 1 M HCl  |  DFT level: B3LYP/6-311++G(d,p) (ddCOSMO:water)  |  Generated 2026-07-18 15:37</w:t>
+        <w:t>Substrate: Fe(110)  |  Medium: 1 M HCl  |  DFT level: B3LYP/6-311++G(d,p) (ddCOSMO:water)  |  Generated 2026-07-18 18:24</w:t>
       </w:r>
     </w:p>
     <w:p>
@@ -104,31 +104,7 @@
         <w:rPr>
           <w:b w:val="0"/>
         </w:rPr>
-        <w:t xml:space="preserve">Of the 3 molecules screened, no single lead is robust: </w:t>
-      </w:r>
-      <w:r>
-        <w:rPr>
-          <w:b/>
-        </w:rPr>
-        <w:t>pyrazolopyrimidine ethyl ester</w:t>
-      </w:r>
-      <w:r>
-        <w:rPr>
-          <w:b w:val="0"/>
-        </w:rPr>
-        <w:t xml:space="preserve"> and </w:t>
-      </w:r>
-      <w:r>
-        <w:rPr>
-          <w:b/>
-        </w:rPr>
-        <w:t>pyrazolopyrimidine propanoic acid</w:t>
-      </w:r>
-      <w:r>
-        <w:rPr>
-          <w:b w:val="0"/>
-        </w:rPr>
-        <w:t xml:space="preserve"> rank within the method's resolution of one another — the top candidate changes across the 4 descriptor bases (geometry and protonation), so they are reported as a tie rather than ordered. </w:t>
+        <w:t xml:space="preserve">Of the 3 molecules screened, </w:t>
       </w:r>
       <w:r>
         <w:rPr>
@@ -140,7 +116,7 @@
         <w:rPr>
           <w:b w:val="0"/>
         </w:rPr>
-        <w:t xml:space="preserve"> is the robustly weakest candidate, ranked last on every basis. This is a computational screening prediction requiring electrochemical confirmation (see the Method section and caveats).</w:t>
+        <w:t xml:space="preserve"> ranks highest on the composite electronic score (+0.44), which averages three independent axes — a small HOMO–LUMO gap (4.66 eV), the Lukovits ΔN and the molecular dipole — the strongest all-round electron-donating profile of the set. It adsorbs flat on Fe in the physisorption regime (E_ads ≈ -16 kJ/mol). The lead holds across all 4 descriptor bases evaluated (geometry and protonation). This is a computational screening prediction requiring electrochemical confirmation (see the Method section and caveats).</w:t>
       </w:r>
     </w:p>
     <w:tbl>
@@ -179,7 +155,7 @@
                 <w:b/>
                 <w:sz w:val="17"/>
               </w:rPr>
-              <w:t>Pyrazolopyrimidine propanoic acid</w:t>
+              <w:t>Pyrazolopyrimidine propanamide</w:t>
             </w:r>
           </w:p>
         </w:tc>
@@ -207,7 +183,7 @@
                 <w:b/>
                 <w:sz w:val="17"/>
               </w:rPr>
-              <w:t>Pyrazolopyrimidine propanamide</w:t>
+              <w:t>Pyrazolopyrimidine propanoic acid</w:t>
             </w:r>
           </w:p>
         </w:tc>
@@ -234,10 +210,10 @@
           <w:p>
             <w:r>
               <w:rPr>
-                <w:b w:val="0"/>
+                <w:b/>
                 <w:sz w:val="17"/>
               </w:rPr>
-              <w:t>4.655</w:t>
+              <w:t>4.665</w:t>
             </w:r>
           </w:p>
         </w:tc>
@@ -265,123 +241,7 @@
                 <w:b w:val="0"/>
                 <w:sz w:val="17"/>
               </w:rPr>
-              <w:t>4.665</w:t>
-            </w:r>
-          </w:p>
-        </w:tc>
-      </w:tr>
-      <w:tr>
-        <w:tc>
-          <w:tcPr>
-            <w:tcW w:type="dxa" w:w="2160"/>
-          </w:tcPr>
-          <w:p>
-            <w:r>
-              <w:rPr>
-                <w:b w:val="0"/>
-                <w:sz w:val="17"/>
-              </w:rPr>
-              <w:t>Hardness η (eV)</w:t>
-            </w:r>
-          </w:p>
-        </w:tc>
-        <w:tc>
-          <w:tcPr>
-            <w:tcW w:type="dxa" w:w="2160"/>
-          </w:tcPr>
-          <w:p>
-            <w:r>
-              <w:rPr>
-                <w:b w:val="0"/>
-                <w:sz w:val="17"/>
-              </w:rPr>
-              <w:t>2.327</w:t>
-            </w:r>
-          </w:p>
-        </w:tc>
-        <w:tc>
-          <w:tcPr>
-            <w:tcW w:type="dxa" w:w="2160"/>
-          </w:tcPr>
-          <w:p>
-            <w:r>
-              <w:rPr>
-                <w:b w:val="0"/>
-                <w:sz w:val="17"/>
-              </w:rPr>
-              <w:t>2.33</w:t>
-            </w:r>
-          </w:p>
-        </w:tc>
-        <w:tc>
-          <w:tcPr>
-            <w:tcW w:type="dxa" w:w="2160"/>
-          </w:tcPr>
-          <w:p>
-            <w:r>
-              <w:rPr>
-                <w:b w:val="0"/>
-                <w:sz w:val="17"/>
-              </w:rPr>
-              <w:t>2.332</w:t>
-            </w:r>
-          </w:p>
-        </w:tc>
-      </w:tr>
-      <w:tr>
-        <w:tc>
-          <w:tcPr>
-            <w:tcW w:type="dxa" w:w="2160"/>
-          </w:tcPr>
-          <w:p>
-            <w:r>
-              <w:rPr>
-                <w:b w:val="0"/>
-                <w:sz w:val="17"/>
-              </w:rPr>
-              <w:t>Softness σ (1/eV)</w:t>
-            </w:r>
-          </w:p>
-        </w:tc>
-        <w:tc>
-          <w:tcPr>
-            <w:tcW w:type="dxa" w:w="2160"/>
-          </w:tcPr>
-          <w:p>
-            <w:r>
-              <w:rPr>
-                <w:b w:val="0"/>
-                <w:sz w:val="17"/>
-              </w:rPr>
-              <w:t>0.43</w:t>
-            </w:r>
-          </w:p>
-        </w:tc>
-        <w:tc>
-          <w:tcPr>
-            <w:tcW w:type="dxa" w:w="2160"/>
-          </w:tcPr>
-          <w:p>
-            <w:r>
-              <w:rPr>
-                <w:b w:val="0"/>
-                <w:sz w:val="17"/>
-              </w:rPr>
-              <w:t>0.429</w:t>
-            </w:r>
-          </w:p>
-        </w:tc>
-        <w:tc>
-          <w:tcPr>
-            <w:tcW w:type="dxa" w:w="2160"/>
-          </w:tcPr>
-          <w:p>
-            <w:r>
-              <w:rPr>
-                <w:b w:val="0"/>
-                <w:sz w:val="17"/>
-              </w:rPr>
-              <w:t>0.429</w:t>
+              <w:t>4.655 ✓</w:t>
             </w:r>
           </w:p>
         </w:tc>
@@ -408,10 +268,10 @@
           <w:p>
             <w:r>
               <w:rPr>
-                <w:b w:val="0"/>
+                <w:b/>
                 <w:sz w:val="17"/>
               </w:rPr>
-              <w:t>0.166</w:t>
+              <w:t>0.171</w:t>
             </w:r>
           </w:p>
         </w:tc>
@@ -439,7 +299,65 @@
                 <w:b w:val="0"/>
                 <w:sz w:val="17"/>
               </w:rPr>
-              <w:t>0.171</w:t>
+              <w:t>0.166</w:t>
+            </w:r>
+          </w:p>
+        </w:tc>
+      </w:tr>
+      <w:tr>
+        <w:tc>
+          <w:tcPr>
+            <w:tcW w:type="dxa" w:w="2160"/>
+          </w:tcPr>
+          <w:p>
+            <w:r>
+              <w:rPr>
+                <w:b w:val="0"/>
+                <w:sz w:val="17"/>
+              </w:rPr>
+              <w:t>Dipole (D)</w:t>
+            </w:r>
+          </w:p>
+        </w:tc>
+        <w:tc>
+          <w:tcPr>
+            <w:tcW w:type="dxa" w:w="2160"/>
+          </w:tcPr>
+          <w:p>
+            <w:r>
+              <w:rPr>
+                <w:b/>
+                <w:sz w:val="17"/>
+              </w:rPr>
+              <w:t>6.542</w:t>
+            </w:r>
+          </w:p>
+        </w:tc>
+        <w:tc>
+          <w:tcPr>
+            <w:tcW w:type="dxa" w:w="2160"/>
+          </w:tcPr>
+          <w:p>
+            <w:r>
+              <w:rPr>
+                <w:b w:val="0"/>
+                <w:sz w:val="17"/>
+              </w:rPr>
+              <w:t>4.602</w:t>
+            </w:r>
+          </w:p>
+        </w:tc>
+        <w:tc>
+          <w:tcPr>
+            <w:tcW w:type="dxa" w:w="2160"/>
+          </w:tcPr>
+          <w:p>
+            <w:r>
+              <w:rPr>
+                <w:b w:val="0"/>
+                <w:sz w:val="17"/>
+              </w:rPr>
+              <w:t>3.63</w:t>
             </w:r>
           </w:p>
         </w:tc>
@@ -466,10 +384,10 @@
           <w:p>
             <w:r>
               <w:rPr>
-                <w:b w:val="0"/>
+                <w:b/>
                 <w:sz w:val="17"/>
               </w:rPr>
-              <w:t>-20.42</w:t>
+              <w:t>-15.55</w:t>
             </w:r>
           </w:p>
         </w:tc>
@@ -497,7 +415,7 @@
                 <w:b w:val="0"/>
                 <w:sz w:val="17"/>
               </w:rPr>
-              <w:t>-15.55</w:t>
+              <w:t>-20.42 ✓</w:t>
             </w:r>
           </w:p>
         </w:tc>
@@ -524,10 +442,10 @@
           <w:p>
             <w:r>
               <w:rPr>
-                <w:b w:val="0"/>
+                <w:b/>
                 <w:sz w:val="17"/>
               </w:rPr>
-              <w:t>3.75</w:t>
+              <w:t>3.95</w:t>
             </w:r>
           </w:p>
         </w:tc>
@@ -555,7 +473,7 @@
                 <w:b w:val="0"/>
                 <w:sz w:val="17"/>
               </w:rPr>
-              <w:t>3.95</w:t>
+              <w:t>3.75</w:t>
             </w:r>
           </w:p>
         </w:tc>
@@ -582,10 +500,10 @@
           <w:p>
             <w:r>
               <w:rPr>
-                <w:b w:val="0"/>
+                <w:b/>
                 <w:sz w:val="17"/>
               </w:rPr>
-              <w:t>1.169</w:t>
+              <w:t>0.442 ✓</w:t>
             </w:r>
           </w:p>
         </w:tc>
@@ -599,7 +517,7 @@
                 <w:b w:val="0"/>
                 <w:sz w:val="17"/>
               </w:rPr>
-              <w:t>0.105</w:t>
+              <w:t>-0.082</w:t>
             </w:r>
           </w:p>
         </w:tc>
@@ -613,7 +531,7 @@
                 <w:b w:val="0"/>
                 <w:sz w:val="17"/>
               </w:rPr>
-              <w:t>-1.274</w:t>
+              <w:t>-0.36</w:t>
             </w:r>
           </w:p>
         </w:tc>
@@ -684,7 +602,7 @@
                 <w:b w:val="0"/>
                 <w:sz w:val="17"/>
               </w:rPr>
-              <w:t>Pyrazolopyrimidine ethyl ester</w:t>
+              <w:t>Pyrazolopyrimidine propanamide</w:t>
             </w:r>
           </w:p>
         </w:tc>
@@ -714,7 +632,7 @@
                 <w:b w:val="0"/>
                 <w:sz w:val="17"/>
               </w:rPr>
-              <w:t>Pyrazolopyrimidine propanoic acid</w:t>
+              <w:t>Pyrazolopyrimidine propanamide</w:t>
             </w:r>
           </w:p>
         </w:tc>
@@ -744,7 +662,7 @@
                 <w:b w:val="0"/>
                 <w:sz w:val="17"/>
               </w:rPr>
-              <w:t>Pyrazolopyrimidine propanoic acid</w:t>
+              <w:t>Pyrazolopyrimidine propanamide</w:t>
             </w:r>
           </w:p>
         </w:tc>
@@ -774,7 +692,7 @@
                 <w:b w:val="0"/>
                 <w:sz w:val="17"/>
               </w:rPr>
-              <w:t>Pyrazolopyrimidine propanoic acid</w:t>
+              <w:t>Pyrazolopyrimidine propanamide</w:t>
             </w:r>
           </w:p>
         </w:tc>
@@ -795,7 +713,7 @@
           <w:color w:val="718096"/>
           <w:sz w:val="18"/>
         </w:rPr>
-        <w:t>not robust</w:t>
+        <w:t>robust</w:t>
       </w:r>
       <w:r>
         <w:rPr>
@@ -803,7 +721,7 @@
           <w:color w:val="718096"/>
           <w:sz w:val="18"/>
         </w:rPr>
-        <w:t>: the top candidate changes across the 4 bases, so the top group is within method resolution and reported as a tie.</w:t>
+        <w:t>: the same candidate tops all 4 descriptor bases (geometry and protonation).</w:t>
       </w:r>
     </w:p>
     <w:p>
@@ -813,7 +731,7 @@
           <w:color w:val="718096"/>
           <w:sz w:val="18"/>
         </w:rPr>
-        <w:t>Scored on the HOMO–LUMO gap, hardness and softness of the canonical basis (</w:t>
+        <w:t>Scored on three independent axes of the canonical basis (</w:t>
       </w:r>
       <w:r>
         <w:rPr>
@@ -845,7 +763,7 @@
           <w:color w:val="718096"/>
           <w:sz w:val="18"/>
         </w:rPr>
-        <w:t>). The geometry / protonation panels below are a sensitivity check, not separate rankings. E_ads and the Fe–O distance validate the lead, they do not enter the score. Full method: docs/pipeline.md.</w:t>
+        <w:t>): the HOMO–LUMO gap, the Lukovits ΔN (electron donation to the metal) and the dipole (a weak tie-breaker — its direction vs efficiency is disputed). The geometry / protonation panels below are a sensitivity check, not separate rankings. E_ads and the Fe–O distance validate the lead, they do not enter the score. Full method: docs/pipeline.md.</w:t>
       </w:r>
     </w:p>
     <w:p>

--- a/cases/pyrazolo-pyrimidine/report/report.docx
+++ b/cases/pyrazolo-pyrimidine/report/report.docx
@@ -16,7 +16,7 @@
           <w:b w:val="0"/>
           <w:color w:val="718096"/>
         </w:rPr>
-        <w:t>Substrate: Fe(110)  |  Medium: 1 M HCl  |  DFT level: B3LYP/6-311++G(d,p) (ddCOSMO:water)  |  Generated 2026-07-18 18:24</w:t>
+        <w:t>Substrate: Fe(110)  |  Medium: 1 M HCl  |  DFT level: B3LYP/6-311++G(d,p) (ddCOSMO:water)  |  Generated 2026-07-18 19:37</w:t>
       </w:r>
     </w:p>
     <w:p>
